--- a/lessons/2-9/downloads/reveal/teacher/2.9-homework-packet.docx
+++ b/lessons/2-9/downloads/reveal/teacher/2.9-homework-packet.docx
@@ -15,10 +15,28 @@
         <w:rPr>
           <w:rFonts w:ascii="Avenir Next" w:hAnsi="Avenir Next" w:cs="Avenir Next" w:eastAsia="Avenir Next"/>
           <w:color w:val="1A1A1A"/>
+          <w:sz w:val="22"/>
+          <w:szCs w:val="20"/>
+        </w:rPr>
+        <w:t xml:space="preserve">Name</w:t>
+      </w:r>
+      <w:r>
+        <w:rPr>
+          <w:rFonts w:ascii="Avenir Next" w:hAnsi="Avenir Next" w:cs="Avenir Next" w:eastAsia="Avenir Next"/>
+          <w:color w:val="1A1A1A"/>
           <w:sz w:val="20"/>
           <w:szCs w:val="20"/>
         </w:rPr>
-        <w:t xml:space="preserve">Name</w:t>
+        <w:tab/>
+      </w:r>
+      <w:r>
+        <w:rPr>
+          <w:rFonts w:ascii="Avenir Next" w:hAnsi="Avenir Next" w:cs="Avenir Next" w:eastAsia="Avenir Next"/>
+          <w:color w:val="1A1A1A"/>
+          <w:sz w:val="22"/>
+          <w:szCs w:val="20"/>
+        </w:rPr>
+        <w:t xml:space="preserve">   Date</w:t>
       </w:r>
       <w:r>
         <w:rPr>
@@ -33,25 +51,7 @@
         <w:rPr>
           <w:rFonts w:ascii="Avenir Next" w:hAnsi="Avenir Next" w:cs="Avenir Next" w:eastAsia="Avenir Next"/>
           <w:color w:val="1A1A1A"/>
-          <w:sz w:val="20"/>
-          <w:szCs w:val="20"/>
-        </w:rPr>
-        <w:t xml:space="preserve">   Date</w:t>
-      </w:r>
-      <w:r>
-        <w:rPr>
-          <w:rFonts w:ascii="Avenir Next" w:hAnsi="Avenir Next" w:cs="Avenir Next" w:eastAsia="Avenir Next"/>
-          <w:color w:val="1A1A1A"/>
-          <w:sz w:val="20"/>
-          <w:szCs w:val="20"/>
-        </w:rPr>
-        <w:tab/>
-      </w:r>
-      <w:r>
-        <w:rPr>
-          <w:rFonts w:ascii="Avenir Next" w:hAnsi="Avenir Next" w:cs="Avenir Next" w:eastAsia="Avenir Next"/>
-          <w:color w:val="1A1A1A"/>
-          <w:sz w:val="20"/>
+          <w:sz w:val="22"/>
           <w:szCs w:val="20"/>
         </w:rPr>
         <w:t xml:space="preserve">   Period</w:t>
@@ -78,7 +78,7 @@
           <w:caps/>
           <w:color w:val="003A70"/>
           <w:spacing w:val="12"/>
-          <w:sz w:val="19"/>
+          <w:sz w:val="22"/>
           <w:szCs w:val="19"/>
         </w:rPr>
         <w:t xml:space="preserve">Lesson 2-9  ·  Homework Packet  ·  Sheet 1 of 2</w:t>
@@ -86,6 +86,7 @@
     </w:p>
     <w:p>
       <w:pPr>
+        <w:pStyle w:val="Heading1"/>
         <w:keepNext/>
         <w:spacing w:before="0" w:after="0" w:line="240" w:lineRule="auto"/>
       </w:pPr>
@@ -111,7 +112,7 @@
         <w:rPr>
           <w:rFonts w:ascii="Avenir Next" w:hAnsi="Avenir Next" w:cs="Avenir Next" w:eastAsia="Avenir Next"/>
           <w:color w:val="5A5F66"/>
-          <w:sz w:val="17"/>
+          <w:sz w:val="22"/>
           <w:szCs w:val="17"/>
         </w:rPr>
         <w:t xml:space="preserve">Maryland Standard 6.SP.B.5c   ·   Learning target — I can find the mean absolute deviation of a data set and explain what it measures.</w:t>
@@ -158,6 +159,7 @@
           </w:tcPr>
           <w:p>
             <w:pPr>
+              <w:pStyle w:val="Heading2"/>
               <w:spacing w:before="0" w:after="0" w:line="240" w:lineRule="auto"/>
             </w:pPr>
             <w:r>
@@ -185,63 +187,63 @@
                 <w:rFonts w:ascii="Avenir Next" w:hAnsi="Avenir Next" w:cs="Avenir Next" w:eastAsia="Avenir Next"/>
                 <w:b/>
                 <w:color w:val="003A70"/>
+                <w:sz w:val="22"/>
+                <w:szCs w:val="18"/>
+              </w:rPr>
+              <w:t xml:space="preserve">•</w:t>
+            </w:r>
+            <w:r>
+              <w:rPr>
+                <w:rFonts w:ascii="Avenir Next" w:hAnsi="Avenir Next" w:cs="Avenir Next" w:eastAsia="Avenir Next"/>
+                <w:color w:val="1A1A1A"/>
                 <w:sz w:val="18"/>
                 <w:szCs w:val="18"/>
               </w:rPr>
-              <w:t xml:space="preserve">•</w:t>
-            </w:r>
-            <w:r>
-              <w:rPr>
-                <w:rFonts w:ascii="Avenir Next" w:hAnsi="Avenir Next" w:cs="Avenir Next" w:eastAsia="Avenir Next"/>
-                <w:color w:val="1A1A1A"/>
-                <w:sz w:val="18"/>
+              <w:tab/>
+            </w:r>
+            <w:r>
+              <w:rPr>
+                <w:rFonts w:ascii="Avenir Next" w:hAnsi="Avenir Next" w:cs="Avenir Next" w:eastAsia="Avenir Next"/>
+                <w:color w:val="1A1A1A"/>
+                <w:sz w:val="22"/>
                 <w:szCs w:val="18"/>
               </w:rPr>
-              <w:tab/>
-            </w:r>
-            <w:r>
-              <w:rPr>
-                <w:rFonts w:ascii="Avenir Next" w:hAnsi="Avenir Next" w:cs="Avenir Next" w:eastAsia="Avenir Next"/>
-                <w:color w:val="1A1A1A"/>
-                <w:sz w:val="18"/>
+              <w:t xml:space="preserve">The </w:t>
+            </w:r>
+            <w:r>
+              <w:rPr>
+                <w:rFonts w:ascii="Avenir Next" w:hAnsi="Avenir Next" w:cs="Avenir Next" w:eastAsia="Avenir Next"/>
+                <w:b/>
+                <w:color w:val="1A1A1A"/>
+                <w:sz w:val="22"/>
                 <w:szCs w:val="18"/>
               </w:rPr>
-              <w:t xml:space="preserve">The </w:t>
-            </w:r>
-            <w:r>
-              <w:rPr>
-                <w:rFonts w:ascii="Avenir Next" w:hAnsi="Avenir Next" w:cs="Avenir Next" w:eastAsia="Avenir Next"/>
-                <w:b/>
-                <w:color w:val="1A1A1A"/>
-                <w:sz w:val="18"/>
+              <w:t xml:space="preserve">MAD</w:t>
+            </w:r>
+            <w:r>
+              <w:rPr>
+                <w:rFonts w:ascii="Avenir Next" w:hAnsi="Avenir Next" w:cs="Avenir Next" w:eastAsia="Avenir Next"/>
+                <w:color w:val="1A1A1A"/>
+                <w:sz w:val="22"/>
                 <w:szCs w:val="18"/>
               </w:rPr>
-              <w:t xml:space="preserve">MAD</w:t>
-            </w:r>
-            <w:r>
-              <w:rPr>
-                <w:rFonts w:ascii="Avenir Next" w:hAnsi="Avenir Next" w:cs="Avenir Next" w:eastAsia="Avenir Next"/>
-                <w:color w:val="1A1A1A"/>
-                <w:sz w:val="18"/>
+              <w:t xml:space="preserve"> (mean absolute deviation) is the average </w:t>
+            </w:r>
+            <w:r>
+              <w:rPr>
+                <w:rFonts w:ascii="Avenir Next" w:hAnsi="Avenir Next" w:cs="Avenir Next" w:eastAsia="Avenir Next"/>
+                <w:b/>
+                <w:color w:val="1A1A1A"/>
+                <w:sz w:val="22"/>
                 <w:szCs w:val="18"/>
               </w:rPr>
-              <w:t xml:space="preserve"> (mean absolute deviation) is the average </w:t>
-            </w:r>
-            <w:r>
-              <w:rPr>
-                <w:rFonts w:ascii="Avenir Next" w:hAnsi="Avenir Next" w:cs="Avenir Next" w:eastAsia="Avenir Next"/>
-                <w:b/>
-                <w:color w:val="1A1A1A"/>
-                <w:sz w:val="18"/>
-                <w:szCs w:val="18"/>
-              </w:rPr>
               <w:t xml:space="preserve">distance</w:t>
             </w:r>
             <w:r>
               <w:rPr>
                 <w:rFonts w:ascii="Avenir Next" w:hAnsi="Avenir Next" w:cs="Avenir Next" w:eastAsia="Avenir Next"/>
                 <w:color w:val="1A1A1A"/>
-                <w:sz w:val="18"/>
+                <w:sz w:val="22"/>
                 <w:szCs w:val="18"/>
               </w:rPr>
               <w:t xml:space="preserve"> of the values from the mean. Distances are never negative.</w:t>
@@ -260,82 +262,82 @@
                 <w:rFonts w:ascii="Avenir Next" w:hAnsi="Avenir Next" w:cs="Avenir Next" w:eastAsia="Avenir Next"/>
                 <w:b/>
                 <w:color w:val="003A70"/>
+                <w:sz w:val="22"/>
+                <w:szCs w:val="18"/>
+              </w:rPr>
+              <w:t xml:space="preserve">•</w:t>
+            </w:r>
+            <w:r>
+              <w:rPr>
+                <w:rFonts w:ascii="Avenir Next" w:hAnsi="Avenir Next" w:cs="Avenir Next" w:eastAsia="Avenir Next"/>
+                <w:color w:val="1A1A1A"/>
                 <w:sz w:val="18"/>
                 <w:szCs w:val="18"/>
               </w:rPr>
-              <w:t xml:space="preserve">•</w:t>
-            </w:r>
-            <w:r>
-              <w:rPr>
-                <w:rFonts w:ascii="Avenir Next" w:hAnsi="Avenir Next" w:cs="Avenir Next" w:eastAsia="Avenir Next"/>
-                <w:color w:val="1A1A1A"/>
-                <w:sz w:val="18"/>
+              <w:tab/>
+            </w:r>
+            <w:r>
+              <w:rPr>
+                <w:rFonts w:ascii="Avenir Next" w:hAnsi="Avenir Next" w:cs="Avenir Next" w:eastAsia="Avenir Next"/>
+                <w:color w:val="1A1A1A"/>
+                <w:sz w:val="22"/>
                 <w:szCs w:val="18"/>
               </w:rPr>
-              <w:tab/>
-            </w:r>
-            <w:r>
-              <w:rPr>
-                <w:rFonts w:ascii="Avenir Next" w:hAnsi="Avenir Next" w:cs="Avenir Next" w:eastAsia="Avenir Next"/>
-                <w:color w:val="1A1A1A"/>
-                <w:sz w:val="18"/>
+              <w:t xml:space="preserve">Find the </w:t>
+            </w:r>
+            <w:r>
+              <w:rPr>
+                <w:rFonts w:ascii="Avenir Next" w:hAnsi="Avenir Next" w:cs="Avenir Next" w:eastAsia="Avenir Next"/>
+                <w:b/>
+                <w:color w:val="1A1A1A"/>
+                <w:sz w:val="22"/>
                 <w:szCs w:val="18"/>
               </w:rPr>
-              <w:t xml:space="preserve">Find the </w:t>
-            </w:r>
-            <w:r>
-              <w:rPr>
-                <w:rFonts w:ascii="Avenir Next" w:hAnsi="Avenir Next" w:cs="Avenir Next" w:eastAsia="Avenir Next"/>
-                <w:b/>
-                <w:color w:val="1A1A1A"/>
-                <w:sz w:val="18"/>
+              <w:t xml:space="preserve">mean</w:t>
+            </w:r>
+            <w:r>
+              <w:rPr>
+                <w:rFonts w:ascii="Avenir Next" w:hAnsi="Avenir Next" w:cs="Avenir Next" w:eastAsia="Avenir Next"/>
+                <w:color w:val="1A1A1A"/>
+                <w:sz w:val="22"/>
                 <w:szCs w:val="18"/>
               </w:rPr>
-              <w:t xml:space="preserve">mean</w:t>
-            </w:r>
-            <w:r>
-              <w:rPr>
-                <w:rFonts w:ascii="Avenir Next" w:hAnsi="Avenir Next" w:cs="Avenir Next" w:eastAsia="Avenir Next"/>
-                <w:color w:val="1A1A1A"/>
-                <w:sz w:val="18"/>
+              <w:t xml:space="preserve">. Find each value’s </w:t>
+            </w:r>
+            <w:r>
+              <w:rPr>
+                <w:rFonts w:ascii="Avenir Next" w:hAnsi="Avenir Next" w:cs="Avenir Next" w:eastAsia="Avenir Next"/>
+                <w:b/>
+                <w:color w:val="1A1A1A"/>
+                <w:sz w:val="22"/>
                 <w:szCs w:val="18"/>
               </w:rPr>
-              <w:t xml:space="preserve">. Find each value’s </w:t>
-            </w:r>
-            <w:r>
-              <w:rPr>
-                <w:rFonts w:ascii="Avenir Next" w:hAnsi="Avenir Next" w:cs="Avenir Next" w:eastAsia="Avenir Next"/>
-                <w:b/>
-                <w:color w:val="1A1A1A"/>
-                <w:sz w:val="18"/>
+              <w:t xml:space="preserve">distance</w:t>
+            </w:r>
+            <w:r>
+              <w:rPr>
+                <w:rFonts w:ascii="Avenir Next" w:hAnsi="Avenir Next" w:cs="Avenir Next" w:eastAsia="Avenir Next"/>
+                <w:color w:val="1A1A1A"/>
+                <w:sz w:val="22"/>
                 <w:szCs w:val="18"/>
               </w:rPr>
-              <w:t xml:space="preserve">distance</w:t>
-            </w:r>
-            <w:r>
-              <w:rPr>
-                <w:rFonts w:ascii="Avenir Next" w:hAnsi="Avenir Next" w:cs="Avenir Next" w:eastAsia="Avenir Next"/>
-                <w:color w:val="1A1A1A"/>
-                <w:sz w:val="18"/>
+              <w:t xml:space="preserve"> from the mean. Then find the </w:t>
+            </w:r>
+            <w:r>
+              <w:rPr>
+                <w:rFonts w:ascii="Avenir Next" w:hAnsi="Avenir Next" w:cs="Avenir Next" w:eastAsia="Avenir Next"/>
+                <w:b/>
+                <w:color w:val="1A1A1A"/>
+                <w:sz w:val="22"/>
                 <w:szCs w:val="18"/>
               </w:rPr>
-              <w:t xml:space="preserve"> from the mean. Then find the </w:t>
-            </w:r>
-            <w:r>
-              <w:rPr>
-                <w:rFonts w:ascii="Avenir Next" w:hAnsi="Avenir Next" w:cs="Avenir Next" w:eastAsia="Avenir Next"/>
-                <w:b/>
-                <w:color w:val="1A1A1A"/>
-                <w:sz w:val="18"/>
-                <w:szCs w:val="18"/>
-              </w:rPr>
               <w:t xml:space="preserve">mean of the distances</w:t>
             </w:r>
             <w:r>
               <w:rPr>
                 <w:rFonts w:ascii="Avenir Next" w:hAnsi="Avenir Next" w:cs="Avenir Next" w:eastAsia="Avenir Next"/>
                 <w:color w:val="1A1A1A"/>
-                <w:sz w:val="18"/>
+                <w:sz w:val="22"/>
                 <w:szCs w:val="18"/>
               </w:rPr>
               <w:t xml:space="preserve">.</w:t>
@@ -350,6 +352,7 @@
           </w:tcPr>
           <w:p>
             <w:pPr>
+              <w:pStyle w:val="Heading2"/>
               <w:spacing w:before="0" w:after="0" w:line="240" w:lineRule="auto"/>
             </w:pPr>
             <w:r>
@@ -372,7 +375,7 @@
               <w:rPr>
                 <w:rFonts w:ascii="Avenir Next" w:hAnsi="Avenir Next" w:cs="Avenir Next" w:eastAsia="Avenir Next"/>
                 <w:color w:val="1A1A1A"/>
-                <w:sz w:val="17"/>
+                <w:sz w:val="22"/>
                 <w:szCs w:val="17"/>
               </w:rPr>
               <w:t xml:space="preserve">Ruth’s quiz scores are 6, 8, 9, and 13. Find the MAD.</w:t>
@@ -391,25 +394,25 @@
                 <w:rFonts w:ascii="Avenir Next" w:hAnsi="Avenir Next" w:cs="Avenir Next" w:eastAsia="Avenir Next"/>
                 <w:b/>
                 <w:color w:val="003A70"/>
+                <w:sz w:val="22"/>
+                <w:szCs w:val="17"/>
+              </w:rPr>
+              <w:t xml:space="preserve">Step 1</w:t>
+            </w:r>
+            <w:r>
+              <w:rPr>
+                <w:rFonts w:ascii="Avenir Next" w:hAnsi="Avenir Next" w:cs="Avenir Next" w:eastAsia="Avenir Next"/>
+                <w:color w:val="1A1A1A"/>
                 <w:sz w:val="17"/>
                 <w:szCs w:val="17"/>
               </w:rPr>
-              <w:t xml:space="preserve">Step 1</w:t>
-            </w:r>
-            <w:r>
-              <w:rPr>
-                <w:rFonts w:ascii="Avenir Next" w:hAnsi="Avenir Next" w:cs="Avenir Next" w:eastAsia="Avenir Next"/>
-                <w:color w:val="1A1A1A"/>
-                <w:sz w:val="17"/>
-                <w:szCs w:val="17"/>
-              </w:rPr>
               <w:tab/>
             </w:r>
             <w:r>
               <w:rPr>
                 <w:rFonts w:ascii="Avenir Next" w:hAnsi="Avenir Next" w:cs="Avenir Next" w:eastAsia="Avenir Next"/>
                 <w:color w:val="1A1A1A"/>
-                <w:sz w:val="17"/>
+                <w:sz w:val="22"/>
                 <w:szCs w:val="17"/>
               </w:rPr>
               <w:t xml:space="preserve">Mean: 36 ÷ 4 = 9</w:t>
@@ -428,25 +431,25 @@
                 <w:rFonts w:ascii="Avenir Next" w:hAnsi="Avenir Next" w:cs="Avenir Next" w:eastAsia="Avenir Next"/>
                 <w:b/>
                 <w:color w:val="003A70"/>
+                <w:sz w:val="22"/>
+                <w:szCs w:val="17"/>
+              </w:rPr>
+              <w:t xml:space="preserve">Step 2</w:t>
+            </w:r>
+            <w:r>
+              <w:rPr>
+                <w:rFonts w:ascii="Avenir Next" w:hAnsi="Avenir Next" w:cs="Avenir Next" w:eastAsia="Avenir Next"/>
+                <w:color w:val="1A1A1A"/>
                 <w:sz w:val="17"/>
                 <w:szCs w:val="17"/>
               </w:rPr>
-              <w:t xml:space="preserve">Step 2</w:t>
-            </w:r>
-            <w:r>
-              <w:rPr>
-                <w:rFonts w:ascii="Avenir Next" w:hAnsi="Avenir Next" w:cs="Avenir Next" w:eastAsia="Avenir Next"/>
-                <w:color w:val="1A1A1A"/>
-                <w:sz w:val="17"/>
-                <w:szCs w:val="17"/>
-              </w:rPr>
               <w:tab/>
             </w:r>
             <w:r>
               <w:rPr>
                 <w:rFonts w:ascii="Avenir Next" w:hAnsi="Avenir Next" w:cs="Avenir Next" w:eastAsia="Avenir Next"/>
                 <w:color w:val="1A1A1A"/>
-                <w:sz w:val="17"/>
+                <w:sz w:val="22"/>
                 <w:szCs w:val="17"/>
               </w:rPr>
               <w:t xml:space="preserve">Distances from 9: 3, 1, 0, 4</w:t>
@@ -465,25 +468,25 @@
                 <w:rFonts w:ascii="Avenir Next" w:hAnsi="Avenir Next" w:cs="Avenir Next" w:eastAsia="Avenir Next"/>
                 <w:b/>
                 <w:color w:val="003A70"/>
+                <w:sz w:val="22"/>
+                <w:szCs w:val="17"/>
+              </w:rPr>
+              <w:t xml:space="preserve">Step 3</w:t>
+            </w:r>
+            <w:r>
+              <w:rPr>
+                <w:rFonts w:ascii="Avenir Next" w:hAnsi="Avenir Next" w:cs="Avenir Next" w:eastAsia="Avenir Next"/>
+                <w:color w:val="1A1A1A"/>
                 <w:sz w:val="17"/>
                 <w:szCs w:val="17"/>
               </w:rPr>
-              <w:t xml:space="preserve">Step 3</w:t>
-            </w:r>
-            <w:r>
-              <w:rPr>
-                <w:rFonts w:ascii="Avenir Next" w:hAnsi="Avenir Next" w:cs="Avenir Next" w:eastAsia="Avenir Next"/>
-                <w:color w:val="1A1A1A"/>
-                <w:sz w:val="17"/>
-                <w:szCs w:val="17"/>
-              </w:rPr>
               <w:tab/>
             </w:r>
             <w:r>
               <w:rPr>
                 <w:rFonts w:ascii="Avenir Next" w:hAnsi="Avenir Next" w:cs="Avenir Next" w:eastAsia="Avenir Next"/>
                 <w:color w:val="1A1A1A"/>
-                <w:sz w:val="17"/>
+                <w:sz w:val="22"/>
                 <w:szCs w:val="17"/>
               </w:rPr>
               <w:t xml:space="preserve">Mean of distances: 8 ÷ 4 = 2</w:t>
@@ -502,18 +505,18 @@
                 <w:rFonts w:ascii="Avenir Next" w:hAnsi="Avenir Next" w:cs="Avenir Next" w:eastAsia="Avenir Next"/>
                 <w:b/>
                 <w:color w:val="1A1A1A"/>
+                <w:sz w:val="22"/>
+                <w:szCs w:val="17"/>
+              </w:rPr>
+              <w:t xml:space="preserve">Answer</w:t>
+            </w:r>
+            <w:r>
+              <w:rPr>
+                <w:rFonts w:ascii="Avenir Next" w:hAnsi="Avenir Next" w:cs="Avenir Next" w:eastAsia="Avenir Next"/>
+                <w:color w:val="1A1A1A"/>
                 <w:sz w:val="17"/>
                 <w:szCs w:val="17"/>
               </w:rPr>
-              <w:t xml:space="preserve">Answer</w:t>
-            </w:r>
-            <w:r>
-              <w:rPr>
-                <w:rFonts w:ascii="Avenir Next" w:hAnsi="Avenir Next" w:cs="Avenir Next" w:eastAsia="Avenir Next"/>
-                <w:color w:val="1A1A1A"/>
-                <w:sz w:val="17"/>
-                <w:szCs w:val="17"/>
-              </w:rPr>
               <w:tab/>
             </w:r>
             <w:r>
@@ -521,7 +524,7 @@
                 <w:rFonts w:ascii="Avenir Next" w:hAnsi="Avenir Next" w:cs="Avenir Next" w:eastAsia="Avenir Next"/>
                 <w:b/>
                 <w:color w:val="1A1A1A"/>
-                <w:sz w:val="17"/>
+                <w:sz w:val="22"/>
                 <w:szCs w:val="17"/>
               </w:rPr>
               <w:t xml:space="preserve">MAD = 2 points</w:t>
@@ -532,6 +535,7 @@
     </w:tbl>
     <w:p>
       <w:pPr>
+        <w:pStyle w:val="Heading2"/>
         <w:keepNext/>
         <w:pBdr>
           <w:bottom w:val="single" w:sz="8" w:space="3" w:color="003A70"/>
@@ -547,7 +551,7 @@
           <w:b/>
           <w:color w:val="003A70"/>
           <w:spacing w:val="14"/>
-          <w:sz w:val="19"/>
+          <w:sz w:val="22"/>
           <w:szCs w:val="19"/>
         </w:rPr>
         <w:t xml:space="preserve">PRACTICE</w:t>
@@ -566,7 +570,7 @@
           <w:rFonts w:ascii="Avenir Next" w:hAnsi="Avenir Next" w:cs="Avenir Next" w:eastAsia="Avenir Next"/>
           <w:i/>
           <w:color w:val="5A5F66"/>
-          <w:sz w:val="17"/>
+          <w:sz w:val="22"/>
           <w:szCs w:val="17"/>
         </w:rPr>
         <w:t xml:space="preserve">show your work · label units</w:t>
@@ -586,25 +590,25 @@
           <w:rFonts w:ascii="Avenir Next" w:hAnsi="Avenir Next" w:cs="Avenir Next" w:eastAsia="Avenir Next"/>
           <w:b/>
           <w:color w:val="1A1A1A"/>
+          <w:sz w:val="22"/>
+          <w:szCs w:val="20"/>
+        </w:rPr>
+        <w:t xml:space="preserve">1.</w:t>
+      </w:r>
+      <w:r>
+        <w:rPr>
+          <w:rFonts w:ascii="Avenir Next" w:hAnsi="Avenir Next" w:cs="Avenir Next" w:eastAsia="Avenir Next"/>
+          <w:color w:val="1A1A1A"/>
           <w:sz w:val="20"/>
           <w:szCs w:val="20"/>
         </w:rPr>
-        <w:t xml:space="preserve">1.</w:t>
-      </w:r>
-      <w:r>
-        <w:rPr>
-          <w:rFonts w:ascii="Avenir Next" w:hAnsi="Avenir Next" w:cs="Avenir Next" w:eastAsia="Avenir Next"/>
-          <w:color w:val="1A1A1A"/>
-          <w:sz w:val="20"/>
-          <w:szCs w:val="20"/>
-        </w:rPr>
         <w:tab/>
       </w:r>
       <w:r>
         <w:rPr>
           <w:rFonts w:ascii="Avenir Next" w:hAnsi="Avenir Next" w:cs="Avenir Next" w:eastAsia="Avenir Next"/>
           <w:color w:val="1A1A1A"/>
-          <w:sz w:val="20"/>
+          <w:sz w:val="22"/>
           <w:szCs w:val="20"/>
         </w:rPr>
         <w:t xml:space="preserve">The mean of 5, 7, 10, 12, and 16 is 10. Complete the table. Then find the MAD.</w:t>
@@ -661,7 +665,7 @@
                 <w:rFonts w:ascii="Avenir Next" w:hAnsi="Avenir Next" w:cs="Avenir Next" w:eastAsia="Avenir Next"/>
                 <w:b/>
                 <w:color w:val="1A1A1A"/>
-                <w:sz w:val="19"/>
+                <w:sz w:val="22"/>
                 <w:szCs w:val="19"/>
               </w:rPr>
               <w:t xml:space="preserve">Value</w:t>
@@ -684,7 +688,7 @@
                 <w:rFonts w:ascii="Avenir Next" w:hAnsi="Avenir Next" w:cs="Avenir Next" w:eastAsia="Avenir Next"/>
                 <w:b/>
                 <w:color w:val="1A1A1A"/>
-                <w:sz w:val="19"/>
+                <w:sz w:val="22"/>
                 <w:szCs w:val="19"/>
               </w:rPr>
               <w:t xml:space="preserve">5</w:t>
@@ -707,7 +711,7 @@
                 <w:rFonts w:ascii="Avenir Next" w:hAnsi="Avenir Next" w:cs="Avenir Next" w:eastAsia="Avenir Next"/>
                 <w:b/>
                 <w:color w:val="1A1A1A"/>
-                <w:sz w:val="19"/>
+                <w:sz w:val="22"/>
                 <w:szCs w:val="19"/>
               </w:rPr>
               <w:t xml:space="preserve">7</w:t>
@@ -730,7 +734,7 @@
                 <w:rFonts w:ascii="Avenir Next" w:hAnsi="Avenir Next" w:cs="Avenir Next" w:eastAsia="Avenir Next"/>
                 <w:b/>
                 <w:color w:val="1A1A1A"/>
-                <w:sz w:val="19"/>
+                <w:sz w:val="22"/>
                 <w:szCs w:val="19"/>
               </w:rPr>
               <w:t xml:space="preserve">10</w:t>
@@ -753,7 +757,7 @@
                 <w:rFonts w:ascii="Avenir Next" w:hAnsi="Avenir Next" w:cs="Avenir Next" w:eastAsia="Avenir Next"/>
                 <w:b/>
                 <w:color w:val="1A1A1A"/>
-                <w:sz w:val="19"/>
+                <w:sz w:val="22"/>
                 <w:szCs w:val="19"/>
               </w:rPr>
               <w:t xml:space="preserve">12</w:t>
@@ -776,7 +780,7 @@
                 <w:rFonts w:ascii="Avenir Next" w:hAnsi="Avenir Next" w:cs="Avenir Next" w:eastAsia="Avenir Next"/>
                 <w:b/>
                 <w:color w:val="1A1A1A"/>
-                <w:sz w:val="19"/>
+                <w:sz w:val="22"/>
                 <w:szCs w:val="19"/>
               </w:rPr>
               <w:t xml:space="preserve">16</w:t>
@@ -805,7 +809,7 @@
                 <w:rFonts w:ascii="Avenir Next" w:hAnsi="Avenir Next" w:cs="Avenir Next" w:eastAsia="Avenir Next"/>
                 <w:b/>
                 <w:color w:val="1A1A1A"/>
-                <w:sz w:val="19"/>
+                <w:sz w:val="22"/>
                 <w:szCs w:val="19"/>
               </w:rPr>
               <w:t xml:space="preserve">Distance from 10</w:t>
@@ -882,7 +886,7 @@
           <w:rFonts w:ascii="Avenir Next" w:hAnsi="Avenir Next" w:cs="Avenir Next" w:eastAsia="Avenir Next"/>
           <w:b/>
           <w:color w:val="1A1A1A"/>
-          <w:sz w:val="18"/>
+          <w:sz w:val="22"/>
           <w:szCs w:val="18"/>
         </w:rPr>
         <w:t xml:space="preserve">MAD</w:t>
@@ -916,25 +920,25 @@
           <w:rFonts w:ascii="Avenir Next" w:hAnsi="Avenir Next" w:cs="Avenir Next" w:eastAsia="Avenir Next"/>
           <w:b/>
           <w:color w:val="1A1A1A"/>
+          <w:sz w:val="22"/>
+          <w:szCs w:val="20"/>
+        </w:rPr>
+        <w:t xml:space="preserve">2.</w:t>
+      </w:r>
+      <w:r>
+        <w:rPr>
+          <w:rFonts w:ascii="Avenir Next" w:hAnsi="Avenir Next" w:cs="Avenir Next" w:eastAsia="Avenir Next"/>
+          <w:color w:val="1A1A1A"/>
           <w:sz w:val="20"/>
           <w:szCs w:val="20"/>
         </w:rPr>
-        <w:t xml:space="preserve">2.</w:t>
-      </w:r>
-      <w:r>
-        <w:rPr>
-          <w:rFonts w:ascii="Avenir Next" w:hAnsi="Avenir Next" w:cs="Avenir Next" w:eastAsia="Avenir Next"/>
-          <w:color w:val="1A1A1A"/>
-          <w:sz w:val="20"/>
-          <w:szCs w:val="20"/>
-        </w:rPr>
         <w:tab/>
       </w:r>
       <w:r>
         <w:rPr>
           <w:rFonts w:ascii="Avenir Next" w:hAnsi="Avenir Next" w:cs="Avenir Next" w:eastAsia="Avenir Next"/>
           <w:color w:val="1A1A1A"/>
-          <w:sz w:val="20"/>
+          <w:sz w:val="22"/>
           <w:szCs w:val="20"/>
         </w:rPr>
         <w:t xml:space="preserve">The mean is given. Find the MAD.</w:t>
@@ -989,25 +993,25 @@
                 <w:rFonts w:ascii="Avenir Next" w:hAnsi="Avenir Next" w:cs="Avenir Next" w:eastAsia="Avenir Next"/>
                 <w:b/>
                 <w:color w:val="003A70"/>
+                <w:sz w:val="22"/>
+                <w:szCs w:val="20"/>
+              </w:rPr>
+              <w:t xml:space="preserve">a.</w:t>
+            </w:r>
+            <w:r>
+              <w:rPr>
+                <w:rFonts w:ascii="Avenir Next" w:hAnsi="Avenir Next" w:cs="Avenir Next" w:eastAsia="Avenir Next"/>
+                <w:color w:val="1A1A1A"/>
                 <w:sz w:val="20"/>
                 <w:szCs w:val="20"/>
               </w:rPr>
-              <w:t xml:space="preserve">a.</w:t>
-            </w:r>
-            <w:r>
-              <w:rPr>
-                <w:rFonts w:ascii="Avenir Next" w:hAnsi="Avenir Next" w:cs="Avenir Next" w:eastAsia="Avenir Next"/>
-                <w:color w:val="1A1A1A"/>
-                <w:sz w:val="20"/>
-                <w:szCs w:val="20"/>
-              </w:rPr>
               <w:tab/>
             </w:r>
             <w:r>
               <w:rPr>
                 <w:rFonts w:ascii="Avenir Next" w:hAnsi="Avenir Next" w:cs="Avenir Next" w:eastAsia="Avenir Next"/>
                 <w:color w:val="1A1A1A"/>
-                <w:sz w:val="20"/>
+                <w:sz w:val="22"/>
                 <w:szCs w:val="20"/>
               </w:rPr>
               <w:t xml:space="preserve">1, 3, 5, 7 (mean 4)</w:t>
@@ -1051,25 +1055,25 @@
                 <w:rFonts w:ascii="Avenir Next" w:hAnsi="Avenir Next" w:cs="Avenir Next" w:eastAsia="Avenir Next"/>
                 <w:b/>
                 <w:color w:val="003A70"/>
+                <w:sz w:val="22"/>
+                <w:szCs w:val="20"/>
+              </w:rPr>
+              <w:t xml:space="preserve">b.</w:t>
+            </w:r>
+            <w:r>
+              <w:rPr>
+                <w:rFonts w:ascii="Avenir Next" w:hAnsi="Avenir Next" w:cs="Avenir Next" w:eastAsia="Avenir Next"/>
+                <w:color w:val="1A1A1A"/>
                 <w:sz w:val="20"/>
                 <w:szCs w:val="20"/>
               </w:rPr>
-              <w:t xml:space="preserve">b.</w:t>
-            </w:r>
-            <w:r>
-              <w:rPr>
-                <w:rFonts w:ascii="Avenir Next" w:hAnsi="Avenir Next" w:cs="Avenir Next" w:eastAsia="Avenir Next"/>
-                <w:color w:val="1A1A1A"/>
-                <w:sz w:val="20"/>
-                <w:szCs w:val="20"/>
-              </w:rPr>
               <w:tab/>
             </w:r>
             <w:r>
               <w:rPr>
                 <w:rFonts w:ascii="Avenir Next" w:hAnsi="Avenir Next" w:cs="Avenir Next" w:eastAsia="Avenir Next"/>
                 <w:color w:val="1A1A1A"/>
-                <w:sz w:val="20"/>
+                <w:sz w:val="22"/>
                 <w:szCs w:val="20"/>
               </w:rPr>
               <w:t xml:space="preserve">20, 25, 35, 40 (mean 30)</w:t>
@@ -1119,25 +1123,25 @@
                 <w:rFonts w:ascii="Avenir Next" w:hAnsi="Avenir Next" w:cs="Avenir Next" w:eastAsia="Avenir Next"/>
                 <w:b/>
                 <w:color w:val="003A70"/>
+                <w:sz w:val="22"/>
+                <w:szCs w:val="20"/>
+              </w:rPr>
+              <w:t xml:space="preserve">c.</w:t>
+            </w:r>
+            <w:r>
+              <w:rPr>
+                <w:rFonts w:ascii="Avenir Next" w:hAnsi="Avenir Next" w:cs="Avenir Next" w:eastAsia="Avenir Next"/>
+                <w:color w:val="1A1A1A"/>
                 <w:sz w:val="20"/>
                 <w:szCs w:val="20"/>
               </w:rPr>
-              <w:t xml:space="preserve">c.</w:t>
-            </w:r>
-            <w:r>
-              <w:rPr>
-                <w:rFonts w:ascii="Avenir Next" w:hAnsi="Avenir Next" w:cs="Avenir Next" w:eastAsia="Avenir Next"/>
-                <w:color w:val="1A1A1A"/>
-                <w:sz w:val="20"/>
-                <w:szCs w:val="20"/>
-              </w:rPr>
               <w:tab/>
             </w:r>
             <w:r>
               <w:rPr>
                 <w:rFonts w:ascii="Avenir Next" w:hAnsi="Avenir Next" w:cs="Avenir Next" w:eastAsia="Avenir Next"/>
                 <w:color w:val="1A1A1A"/>
-                <w:sz w:val="20"/>
+                <w:sz w:val="22"/>
                 <w:szCs w:val="20"/>
               </w:rPr>
               <w:t xml:space="preserve">6, 6, 6, 6, 6 (mean 6)</w:t>
@@ -1181,25 +1185,25 @@
                 <w:rFonts w:ascii="Avenir Next" w:hAnsi="Avenir Next" w:cs="Avenir Next" w:eastAsia="Avenir Next"/>
                 <w:b/>
                 <w:color w:val="003A70"/>
+                <w:sz w:val="22"/>
+                <w:szCs w:val="20"/>
+              </w:rPr>
+              <w:t xml:space="preserve">d.</w:t>
+            </w:r>
+            <w:r>
+              <w:rPr>
+                <w:rFonts w:ascii="Avenir Next" w:hAnsi="Avenir Next" w:cs="Avenir Next" w:eastAsia="Avenir Next"/>
+                <w:color w:val="1A1A1A"/>
                 <w:sz w:val="20"/>
                 <w:szCs w:val="20"/>
               </w:rPr>
-              <w:t xml:space="preserve">d.</w:t>
-            </w:r>
-            <w:r>
-              <w:rPr>
-                <w:rFonts w:ascii="Avenir Next" w:hAnsi="Avenir Next" w:cs="Avenir Next" w:eastAsia="Avenir Next"/>
-                <w:color w:val="1A1A1A"/>
-                <w:sz w:val="20"/>
-                <w:szCs w:val="20"/>
-              </w:rPr>
               <w:tab/>
             </w:r>
             <w:r>
               <w:rPr>
                 <w:rFonts w:ascii="Avenir Next" w:hAnsi="Avenir Next" w:cs="Avenir Next" w:eastAsia="Avenir Next"/>
                 <w:color w:val="1A1A1A"/>
-                <w:sz w:val="20"/>
+                <w:sz w:val="22"/>
                 <w:szCs w:val="20"/>
               </w:rPr>
               <w:t xml:space="preserve">2, 5, 8, 9, 11 (mean 7)</w:t>
@@ -1285,18 +1289,18 @@
                 <w:rFonts w:ascii="Avenir Next" w:hAnsi="Avenir Next" w:cs="Avenir Next" w:eastAsia="Avenir Next"/>
                 <w:b/>
                 <w:color w:val="1A1A1A"/>
+                <w:sz w:val="22"/>
+                <w:szCs w:val="20"/>
+              </w:rPr>
+              <w:t xml:space="preserve">3.</w:t>
+            </w:r>
+            <w:r>
+              <w:rPr>
+                <w:rFonts w:ascii="Avenir Next" w:hAnsi="Avenir Next" w:cs="Avenir Next" w:eastAsia="Avenir Next"/>
+                <w:color w:val="1A1A1A"/>
                 <w:sz w:val="20"/>
                 <w:szCs w:val="20"/>
               </w:rPr>
-              <w:t xml:space="preserve">3.</w:t>
-            </w:r>
-            <w:r>
-              <w:rPr>
-                <w:rFonts w:ascii="Avenir Next" w:hAnsi="Avenir Next" w:cs="Avenir Next" w:eastAsia="Avenir Next"/>
-                <w:color w:val="1A1A1A"/>
-                <w:sz w:val="20"/>
-                <w:szCs w:val="20"/>
-              </w:rPr>
               <w:tab/>
             </w:r>
             <w:r>
@@ -1304,7 +1308,7 @@
                 <w:rFonts w:ascii="Avenir Next" w:hAnsi="Avenir Next" w:cs="Avenir Next" w:eastAsia="Avenir Next"/>
                 <w:b/>
                 <w:color w:val="1A1A1A"/>
-                <w:sz w:val="20"/>
+                <w:sz w:val="22"/>
                 <w:szCs w:val="20"/>
               </w:rPr>
               <w:t xml:space="preserve">Pets.  </w:t>
@@ -1313,7 +1317,7 @@
               <w:rPr>
                 <w:rFonts w:ascii="Avenir Next" w:hAnsi="Avenir Next" w:cs="Avenir Next" w:eastAsia="Avenir Next"/>
                 <w:color w:val="1A1A1A"/>
-                <w:sz w:val="20"/>
+                <w:sz w:val="22"/>
                 <w:szCs w:val="20"/>
               </w:rPr>
               <w:t xml:space="preserve">The dot plot shows the number of pets 8 students have.</w:t>
@@ -1333,10 +1337,28 @@
                 <w:rFonts w:ascii="Avenir Next" w:hAnsi="Avenir Next" w:cs="Avenir Next" w:eastAsia="Avenir Next"/>
                 <w:b/>
                 <w:color w:val="003A70"/>
+                <w:sz w:val="22"/>
+                <w:szCs w:val="20"/>
+              </w:rPr>
+              <w:t xml:space="preserve">a.</w:t>
+            </w:r>
+            <w:r>
+              <w:rPr>
+                <w:rFonts w:ascii="Avenir Next" w:hAnsi="Avenir Next" w:cs="Avenir Next" w:eastAsia="Avenir Next"/>
+                <w:color w:val="1A1A1A"/>
                 <w:sz w:val="20"/>
                 <w:szCs w:val="20"/>
               </w:rPr>
-              <w:t xml:space="preserve">a.</w:t>
+              <w:tab/>
+            </w:r>
+            <w:r>
+              <w:rPr>
+                <w:rFonts w:ascii="Avenir Next" w:hAnsi="Avenir Next" w:cs="Avenir Next" w:eastAsia="Avenir Next"/>
+                <w:color w:val="1A1A1A"/>
+                <w:sz w:val="22"/>
+                <w:szCs w:val="20"/>
+              </w:rPr>
+              <w:t xml:space="preserve">Mean:</w:t>
             </w:r>
             <w:r>
               <w:rPr>
@@ -1345,7 +1367,7 @@
                 <w:sz w:val="20"/>
                 <w:szCs w:val="20"/>
               </w:rPr>
-              <w:tab/>
+              <w:t xml:space="preserve">  </w:t>
             </w:r>
             <w:r>
               <w:rPr>
@@ -1353,24 +1375,6 @@
                 <w:color w:val="1A1A1A"/>
                 <w:sz w:val="20"/>
                 <w:szCs w:val="20"/>
-              </w:rPr>
-              <w:t xml:space="preserve">Mean:</w:t>
-            </w:r>
-            <w:r>
-              <w:rPr>
-                <w:rFonts w:ascii="Avenir Next" w:hAnsi="Avenir Next" w:cs="Avenir Next" w:eastAsia="Avenir Next"/>
-                <w:color w:val="1A1A1A"/>
-                <w:sz w:val="20"/>
-                <w:szCs w:val="20"/>
-              </w:rPr>
-              <w:t xml:space="preserve">  </w:t>
-            </w:r>
-            <w:r>
-              <w:rPr>
-                <w:rFonts w:ascii="Avenir Next" w:hAnsi="Avenir Next" w:cs="Avenir Next" w:eastAsia="Avenir Next"/>
-                <w:color w:val="1A1A1A"/>
-                <w:sz w:val="20"/>
-                <w:szCs w:val="20"/>
                 <w:u w:val="single"/>
               </w:rPr>
               <w:t xml:space="preserve">                </w:t>
@@ -1379,7 +1383,7 @@
               <w:rPr>
                 <w:rFonts w:ascii="Avenir Next" w:hAnsi="Avenir Next" w:cs="Avenir Next" w:eastAsia="Avenir Next"/>
                 <w:color w:val="1A1A1A"/>
-                <w:sz w:val="20"/>
+                <w:sz w:val="22"/>
                 <w:szCs w:val="20"/>
               </w:rPr>
               <w:t xml:space="preserve"> pets</w:t>
@@ -1399,10 +1403,28 @@
                 <w:rFonts w:ascii="Avenir Next" w:hAnsi="Avenir Next" w:cs="Avenir Next" w:eastAsia="Avenir Next"/>
                 <w:b/>
                 <w:color w:val="003A70"/>
+                <w:sz w:val="22"/>
+                <w:szCs w:val="20"/>
+              </w:rPr>
+              <w:t xml:space="preserve">b.</w:t>
+            </w:r>
+            <w:r>
+              <w:rPr>
+                <w:rFonts w:ascii="Avenir Next" w:hAnsi="Avenir Next" w:cs="Avenir Next" w:eastAsia="Avenir Next"/>
+                <w:color w:val="1A1A1A"/>
                 <w:sz w:val="20"/>
                 <w:szCs w:val="20"/>
               </w:rPr>
-              <w:t xml:space="preserve">b.</w:t>
+              <w:tab/>
+            </w:r>
+            <w:r>
+              <w:rPr>
+                <w:rFonts w:ascii="Avenir Next" w:hAnsi="Avenir Next" w:cs="Avenir Next" w:eastAsia="Avenir Next"/>
+                <w:color w:val="1A1A1A"/>
+                <w:sz w:val="22"/>
+                <w:szCs w:val="20"/>
+              </w:rPr>
+              <w:t xml:space="preserve">MAD:</w:t>
             </w:r>
             <w:r>
               <w:rPr>
@@ -1411,7 +1433,7 @@
                 <w:sz w:val="20"/>
                 <w:szCs w:val="20"/>
               </w:rPr>
-              <w:tab/>
+              <w:t xml:space="preserve">  </w:t>
             </w:r>
             <w:r>
               <w:rPr>
@@ -1419,24 +1441,6 @@
                 <w:color w:val="1A1A1A"/>
                 <w:sz w:val="20"/>
                 <w:szCs w:val="20"/>
-              </w:rPr>
-              <w:t xml:space="preserve">MAD:</w:t>
-            </w:r>
-            <w:r>
-              <w:rPr>
-                <w:rFonts w:ascii="Avenir Next" w:hAnsi="Avenir Next" w:cs="Avenir Next" w:eastAsia="Avenir Next"/>
-                <w:color w:val="1A1A1A"/>
-                <w:sz w:val="20"/>
-                <w:szCs w:val="20"/>
-              </w:rPr>
-              <w:t xml:space="preserve">  </w:t>
-            </w:r>
-            <w:r>
-              <w:rPr>
-                <w:rFonts w:ascii="Avenir Next" w:hAnsi="Avenir Next" w:cs="Avenir Next" w:eastAsia="Avenir Next"/>
-                <w:color w:val="1A1A1A"/>
-                <w:sz w:val="20"/>
-                <w:szCs w:val="20"/>
                 <w:u w:val="single"/>
               </w:rPr>
               <w:t xml:space="preserve">                </w:t>
@@ -1445,7 +1449,7 @@
               <w:rPr>
                 <w:rFonts w:ascii="Avenir Next" w:hAnsi="Avenir Next" w:cs="Avenir Next" w:eastAsia="Avenir Next"/>
                 <w:color w:val="1A1A1A"/>
-                <w:sz w:val="20"/>
+                <w:sz w:val="22"/>
                 <w:szCs w:val="20"/>
               </w:rPr>
               <w:t xml:space="preserve"> pets</w:t>
@@ -1469,7 +1473,7 @@
               <w:drawing>
                 <wp:inline distT="0" distB="0" distL="0" distR="0">
                   <wp:extent cx="2743200" cy="1042415"/>
-                  <wp:docPr id="1" name="Figure 1"/>
+                  <wp:docPr id="1" name="Figure 1" descr="Dot plot. Horizontal axis: Number of Pets, 0 to 5, ticks every 1. Dots by value: 0: 1; 1: 2; 2: 2; 3: 2; 4: 1"/>
                   <a:graphic xmlns:a="http://schemas.openxmlformats.org/drawingml/2006/main">
                     <a:graphicData uri="http://schemas.openxmlformats.org/drawingml/2006/picture">
                       <pic:pic xmlns:pic="http://schemas.openxmlformats.org/drawingml/2006/picture">
@@ -1521,18 +1525,18 @@
           <w:rFonts w:ascii="Avenir Next" w:hAnsi="Avenir Next" w:cs="Avenir Next" w:eastAsia="Avenir Next"/>
           <w:b/>
           <w:color w:val="1A1A1A"/>
+          <w:sz w:val="22"/>
+          <w:szCs w:val="20"/>
+        </w:rPr>
+        <w:t xml:space="preserve">4.</w:t>
+      </w:r>
+      <w:r>
+        <w:rPr>
+          <w:rFonts w:ascii="Avenir Next" w:hAnsi="Avenir Next" w:cs="Avenir Next" w:eastAsia="Avenir Next"/>
+          <w:color w:val="1A1A1A"/>
           <w:sz w:val="20"/>
           <w:szCs w:val="20"/>
         </w:rPr>
-        <w:t xml:space="preserve">4.</w:t>
-      </w:r>
-      <w:r>
-        <w:rPr>
-          <w:rFonts w:ascii="Avenir Next" w:hAnsi="Avenir Next" w:cs="Avenir Next" w:eastAsia="Avenir Next"/>
-          <w:color w:val="1A1A1A"/>
-          <w:sz w:val="20"/>
-          <w:szCs w:val="20"/>
-        </w:rPr>
         <w:tab/>
       </w:r>
       <w:r>
@@ -1540,7 +1544,7 @@
           <w:rFonts w:ascii="Avenir Next" w:hAnsi="Avenir Next" w:cs="Avenir Next" w:eastAsia="Avenir Next"/>
           <w:b/>
           <w:color w:val="1A1A1A"/>
-          <w:sz w:val="20"/>
+          <w:sz w:val="22"/>
           <w:szCs w:val="20"/>
         </w:rPr>
         <w:t xml:space="preserve">Wait Times.  </w:t>
@@ -1549,7 +1553,7 @@
         <w:rPr>
           <w:rFonts w:ascii="Avenir Next" w:hAnsi="Avenir Next" w:cs="Avenir Next" w:eastAsia="Avenir Next"/>
           <w:color w:val="1A1A1A"/>
-          <w:sz w:val="20"/>
+          <w:sz w:val="22"/>
           <w:szCs w:val="20"/>
         </w:rPr>
         <w:t xml:space="preserve">Six patients waited 10, 14, 15, 17, 18, and 22 minutes at a clinic. Find the mean and the MAD.</w:t>
@@ -1626,7 +1630,7 @@
           <w:rFonts w:ascii="Avenir Next" w:hAnsi="Avenir Next" w:cs="Avenir Next" w:eastAsia="Avenir Next"/>
           <w:b/>
           <w:color w:val="1A1A1A"/>
-          <w:sz w:val="18"/>
+          <w:sz w:val="22"/>
           <w:szCs w:val="18"/>
         </w:rPr>
         <w:t xml:space="preserve">Mean and MAD</w:t>
@@ -1660,18 +1664,18 @@
           <w:rFonts w:ascii="Avenir Next" w:hAnsi="Avenir Next" w:cs="Avenir Next" w:eastAsia="Avenir Next"/>
           <w:b/>
           <w:color w:val="1A1A1A"/>
+          <w:sz w:val="22"/>
+          <w:szCs w:val="20"/>
+        </w:rPr>
+        <w:t xml:space="preserve">5.</w:t>
+      </w:r>
+      <w:r>
+        <w:rPr>
+          <w:rFonts w:ascii="Avenir Next" w:hAnsi="Avenir Next" w:cs="Avenir Next" w:eastAsia="Avenir Next"/>
+          <w:color w:val="1A1A1A"/>
           <w:sz w:val="20"/>
           <w:szCs w:val="20"/>
         </w:rPr>
-        <w:t xml:space="preserve">5.</w:t>
-      </w:r>
-      <w:r>
-        <w:rPr>
-          <w:rFonts w:ascii="Avenir Next" w:hAnsi="Avenir Next" w:cs="Avenir Next" w:eastAsia="Avenir Next"/>
-          <w:color w:val="1A1A1A"/>
-          <w:sz w:val="20"/>
-          <w:szCs w:val="20"/>
-        </w:rPr>
         <w:tab/>
       </w:r>
       <w:r>
@@ -1679,7 +1683,7 @@
           <w:rFonts w:ascii="Avenir Next" w:hAnsi="Avenir Next" w:cs="Avenir Next" w:eastAsia="Avenir Next"/>
           <w:b/>
           <w:color w:val="1A1A1A"/>
-          <w:sz w:val="20"/>
+          <w:sz w:val="22"/>
           <w:szCs w:val="20"/>
         </w:rPr>
         <w:t xml:space="preserve">Find the Error.  </w:t>
@@ -1688,7 +1692,7 @@
         <w:rPr>
           <w:rFonts w:ascii="Avenir Next" w:hAnsi="Avenir Next" w:cs="Avenir Next" w:eastAsia="Avenir Next"/>
           <w:color w:val="1A1A1A"/>
-          <w:sz w:val="20"/>
+          <w:sz w:val="22"/>
           <w:szCs w:val="20"/>
         </w:rPr>
         <w:t xml:space="preserve">For 3, 5, 9, 11, 12 (mean 8), Eli found the distances 5, 3, 1, 3, 4. Their sum is 16. He wrote MAD = 16 ÷ 8 = 2. Explain his error and find the MAD.</w:t>
@@ -1809,6 +1813,7 @@
           </w:tcPr>
           <w:p>
             <w:pPr>
+              <w:pStyle w:val="Heading2"/>
               <w:spacing w:before="0" w:after="0" w:line="240" w:lineRule="auto"/>
             </w:pPr>
             <w:r>
@@ -1846,7 +1851,7 @@
               <w:rPr>
                 <w:rFonts w:ascii="Avenir Next" w:hAnsi="Avenir Next" w:cs="Avenir Next" w:eastAsia="Avenir Next"/>
                 <w:color w:val="1A1A1A"/>
-                <w:sz w:val="17"/>
+                <w:sz w:val="22"/>
                 <w:szCs w:val="17"/>
               </w:rPr>
               <w:t xml:space="preserve">  I can do this on my own</w:t>
@@ -1875,7 +1880,7 @@
               <w:rPr>
                 <w:rFonts w:ascii="Avenir Next" w:hAnsi="Avenir Next" w:cs="Avenir Next" w:eastAsia="Avenir Next"/>
                 <w:color w:val="1A1A1A"/>
-                <w:sz w:val="17"/>
+                <w:sz w:val="22"/>
                 <w:szCs w:val="17"/>
               </w:rPr>
               <w:t xml:space="preserve">  I need a little help</w:t>
@@ -1904,7 +1909,7 @@
               <w:rPr>
                 <w:rFonts w:ascii="Avenir Next" w:hAnsi="Avenir Next" w:cs="Avenir Next" w:eastAsia="Avenir Next"/>
                 <w:color w:val="1A1A1A"/>
-                <w:sz w:val="17"/>
+                <w:sz w:val="22"/>
                 <w:szCs w:val="17"/>
               </w:rPr>
               <w:t xml:space="preserve">  I have a question about #</w:t>
@@ -1942,7 +1947,7 @@
         <w:rPr>
           <w:rFonts w:ascii="Avenir Next" w:hAnsi="Avenir Next" w:cs="Avenir Next" w:eastAsia="Avenir Next"/>
           <w:color w:val="5A5F66"/>
-          <w:sz w:val="17"/>
+          <w:sz w:val="22"/>
           <w:szCs w:val="17"/>
         </w:rPr>
         <w:t xml:space="preserve">Tell someone at home what a MAD of 0 would mean for a set of test scores.</w:t>
@@ -1962,10 +1967,28 @@
         <w:rPr>
           <w:rFonts w:ascii="Avenir Next" w:hAnsi="Avenir Next" w:cs="Avenir Next" w:eastAsia="Avenir Next"/>
           <w:color w:val="1A1A1A"/>
+          <w:sz w:val="22"/>
+          <w:szCs w:val="20"/>
+        </w:rPr>
+        <w:t xml:space="preserve">Name</w:t>
+      </w:r>
+      <w:r>
+        <w:rPr>
+          <w:rFonts w:ascii="Avenir Next" w:hAnsi="Avenir Next" w:cs="Avenir Next" w:eastAsia="Avenir Next"/>
+          <w:color w:val="1A1A1A"/>
           <w:sz w:val="20"/>
           <w:szCs w:val="20"/>
         </w:rPr>
-        <w:t xml:space="preserve">Name</w:t>
+        <w:tab/>
+      </w:r>
+      <w:r>
+        <w:rPr>
+          <w:rFonts w:ascii="Avenir Next" w:hAnsi="Avenir Next" w:cs="Avenir Next" w:eastAsia="Avenir Next"/>
+          <w:color w:val="1A1A1A"/>
+          <w:sz w:val="22"/>
+          <w:szCs w:val="20"/>
+        </w:rPr>
+        <w:t xml:space="preserve">   Date</w:t>
       </w:r>
       <w:r>
         <w:rPr>
@@ -1980,25 +2003,7 @@
         <w:rPr>
           <w:rFonts w:ascii="Avenir Next" w:hAnsi="Avenir Next" w:cs="Avenir Next" w:eastAsia="Avenir Next"/>
           <w:color w:val="1A1A1A"/>
-          <w:sz w:val="20"/>
-          <w:szCs w:val="20"/>
-        </w:rPr>
-        <w:t xml:space="preserve">   Date</w:t>
-      </w:r>
-      <w:r>
-        <w:rPr>
-          <w:rFonts w:ascii="Avenir Next" w:hAnsi="Avenir Next" w:cs="Avenir Next" w:eastAsia="Avenir Next"/>
-          <w:color w:val="1A1A1A"/>
-          <w:sz w:val="20"/>
-          <w:szCs w:val="20"/>
-        </w:rPr>
-        <w:tab/>
-      </w:r>
-      <w:r>
-        <w:rPr>
-          <w:rFonts w:ascii="Avenir Next" w:hAnsi="Avenir Next" w:cs="Avenir Next" w:eastAsia="Avenir Next"/>
-          <w:color w:val="1A1A1A"/>
-          <w:sz w:val="20"/>
+          <w:sz w:val="22"/>
           <w:szCs w:val="20"/>
         </w:rPr>
         <w:t xml:space="preserve">   Period</w:t>
@@ -2025,7 +2030,7 @@
           <w:caps/>
           <w:color w:val="003A70"/>
           <w:spacing w:val="12"/>
-          <w:sz w:val="19"/>
+          <w:sz w:val="22"/>
           <w:szCs w:val="19"/>
         </w:rPr>
         <w:t xml:space="preserve">Lesson 2-9  ·  Homework Packet  ·  Sheet 2 of 2</w:t>
@@ -2033,6 +2038,7 @@
     </w:p>
     <w:p>
       <w:pPr>
+        <w:pStyle w:val="Heading1"/>
         <w:keepNext/>
         <w:spacing w:before="0" w:after="0" w:line="240" w:lineRule="auto"/>
       </w:pPr>
@@ -2058,7 +2064,7 @@
         <w:rPr>
           <w:rFonts w:ascii="Avenir Next" w:hAnsi="Avenir Next" w:cs="Avenir Next" w:eastAsia="Avenir Next"/>
           <w:color w:val="5A5F66"/>
-          <w:sz w:val="17"/>
+          <w:sz w:val="22"/>
           <w:szCs w:val="17"/>
         </w:rPr>
         <w:t xml:space="preserve">Maryland Standard 6.SP.B.5c   ·   Learning target — I can compare two data sets that share a mean by comparing their mean absolute deviations.</w:t>
@@ -2105,6 +2111,7 @@
           </w:tcPr>
           <w:p>
             <w:pPr>
+              <w:pStyle w:val="Heading2"/>
               <w:spacing w:before="0" w:after="0" w:line="240" w:lineRule="auto"/>
             </w:pPr>
             <w:r>
@@ -2132,44 +2139,44 @@
                 <w:rFonts w:ascii="Avenir Next" w:hAnsi="Avenir Next" w:cs="Avenir Next" w:eastAsia="Avenir Next"/>
                 <w:b/>
                 <w:color w:val="003A70"/>
+                <w:sz w:val="22"/>
+                <w:szCs w:val="18"/>
+              </w:rPr>
+              <w:t xml:space="preserve">•</w:t>
+            </w:r>
+            <w:r>
+              <w:rPr>
+                <w:rFonts w:ascii="Avenir Next" w:hAnsi="Avenir Next" w:cs="Avenir Next" w:eastAsia="Avenir Next"/>
+                <w:color w:val="1A1A1A"/>
                 <w:sz w:val="18"/>
                 <w:szCs w:val="18"/>
               </w:rPr>
-              <w:t xml:space="preserve">•</w:t>
-            </w:r>
-            <w:r>
-              <w:rPr>
-                <w:rFonts w:ascii="Avenir Next" w:hAnsi="Avenir Next" w:cs="Avenir Next" w:eastAsia="Avenir Next"/>
-                <w:color w:val="1A1A1A"/>
-                <w:sz w:val="18"/>
+              <w:tab/>
+            </w:r>
+            <w:r>
+              <w:rPr>
+                <w:rFonts w:ascii="Avenir Next" w:hAnsi="Avenir Next" w:cs="Avenir Next" w:eastAsia="Avenir Next"/>
+                <w:color w:val="1A1A1A"/>
+                <w:sz w:val="22"/>
                 <w:szCs w:val="18"/>
               </w:rPr>
-              <w:tab/>
-            </w:r>
-            <w:r>
-              <w:rPr>
-                <w:rFonts w:ascii="Avenir Next" w:hAnsi="Avenir Next" w:cs="Avenir Next" w:eastAsia="Avenir Next"/>
-                <w:color w:val="1A1A1A"/>
-                <w:sz w:val="18"/>
+              <w:t xml:space="preserve">When two data sets have the </w:t>
+            </w:r>
+            <w:r>
+              <w:rPr>
+                <w:rFonts w:ascii="Avenir Next" w:hAnsi="Avenir Next" w:cs="Avenir Next" w:eastAsia="Avenir Next"/>
+                <w:b/>
+                <w:color w:val="1A1A1A"/>
+                <w:sz w:val="22"/>
                 <w:szCs w:val="18"/>
               </w:rPr>
-              <w:t xml:space="preserve">When two data sets have the </w:t>
-            </w:r>
-            <w:r>
-              <w:rPr>
-                <w:rFonts w:ascii="Avenir Next" w:hAnsi="Avenir Next" w:cs="Avenir Next" w:eastAsia="Avenir Next"/>
-                <w:b/>
-                <w:color w:val="1A1A1A"/>
-                <w:sz w:val="18"/>
-                <w:szCs w:val="18"/>
-              </w:rPr>
               <w:t xml:space="preserve">same mean</w:t>
             </w:r>
             <w:r>
               <w:rPr>
                 <w:rFonts w:ascii="Avenir Next" w:hAnsi="Avenir Next" w:cs="Avenir Next" w:eastAsia="Avenir Next"/>
                 <w:color w:val="1A1A1A"/>
-                <w:sz w:val="18"/>
+                <w:sz w:val="22"/>
                 <w:szCs w:val="18"/>
               </w:rPr>
               <w:t xml:space="preserve">, compare their MADs. State both numbers.</w:t>
@@ -2188,82 +2195,82 @@
                 <w:rFonts w:ascii="Avenir Next" w:hAnsi="Avenir Next" w:cs="Avenir Next" w:eastAsia="Avenir Next"/>
                 <w:b/>
                 <w:color w:val="003A70"/>
+                <w:sz w:val="22"/>
+                <w:szCs w:val="18"/>
+              </w:rPr>
+              <w:t xml:space="preserve">•</w:t>
+            </w:r>
+            <w:r>
+              <w:rPr>
+                <w:rFonts w:ascii="Avenir Next" w:hAnsi="Avenir Next" w:cs="Avenir Next" w:eastAsia="Avenir Next"/>
+                <w:color w:val="1A1A1A"/>
                 <w:sz w:val="18"/>
                 <w:szCs w:val="18"/>
               </w:rPr>
-              <w:t xml:space="preserve">•</w:t>
-            </w:r>
-            <w:r>
-              <w:rPr>
-                <w:rFonts w:ascii="Avenir Next" w:hAnsi="Avenir Next" w:cs="Avenir Next" w:eastAsia="Avenir Next"/>
-                <w:color w:val="1A1A1A"/>
-                <w:sz w:val="18"/>
+              <w:tab/>
+            </w:r>
+            <w:r>
+              <w:rPr>
+                <w:rFonts w:ascii="Avenir Next" w:hAnsi="Avenir Next" w:cs="Avenir Next" w:eastAsia="Avenir Next"/>
+                <w:color w:val="1A1A1A"/>
+                <w:sz w:val="22"/>
                 <w:szCs w:val="18"/>
               </w:rPr>
-              <w:tab/>
-            </w:r>
-            <w:r>
-              <w:rPr>
-                <w:rFonts w:ascii="Avenir Next" w:hAnsi="Avenir Next" w:cs="Avenir Next" w:eastAsia="Avenir Next"/>
-                <w:color w:val="1A1A1A"/>
-                <w:sz w:val="18"/>
+              <w:t xml:space="preserve">A </w:t>
+            </w:r>
+            <w:r>
+              <w:rPr>
+                <w:rFonts w:ascii="Avenir Next" w:hAnsi="Avenir Next" w:cs="Avenir Next" w:eastAsia="Avenir Next"/>
+                <w:b/>
+                <w:color w:val="1A1A1A"/>
+                <w:sz w:val="22"/>
                 <w:szCs w:val="18"/>
               </w:rPr>
-              <w:t xml:space="preserve">A </w:t>
-            </w:r>
-            <w:r>
-              <w:rPr>
-                <w:rFonts w:ascii="Avenir Next" w:hAnsi="Avenir Next" w:cs="Avenir Next" w:eastAsia="Avenir Next"/>
-                <w:b/>
-                <w:color w:val="1A1A1A"/>
-                <w:sz w:val="18"/>
+              <w:t xml:space="preserve">smaller MAD</w:t>
+            </w:r>
+            <w:r>
+              <w:rPr>
+                <w:rFonts w:ascii="Avenir Next" w:hAnsi="Avenir Next" w:cs="Avenir Next" w:eastAsia="Avenir Next"/>
+                <w:color w:val="1A1A1A"/>
+                <w:sz w:val="22"/>
                 <w:szCs w:val="18"/>
               </w:rPr>
-              <w:t xml:space="preserve">smaller MAD</w:t>
-            </w:r>
-            <w:r>
-              <w:rPr>
-                <w:rFonts w:ascii="Avenir Next" w:hAnsi="Avenir Next" w:cs="Avenir Next" w:eastAsia="Avenir Next"/>
-                <w:color w:val="1A1A1A"/>
-                <w:sz w:val="18"/>
+              <w:t xml:space="preserve"> means values are closer to the mean: more </w:t>
+            </w:r>
+            <w:r>
+              <w:rPr>
+                <w:rFonts w:ascii="Avenir Next" w:hAnsi="Avenir Next" w:cs="Avenir Next" w:eastAsia="Avenir Next"/>
+                <w:b/>
+                <w:color w:val="1A1A1A"/>
+                <w:sz w:val="22"/>
                 <w:szCs w:val="18"/>
               </w:rPr>
-              <w:t xml:space="preserve"> means values are closer to the mean: more </w:t>
-            </w:r>
-            <w:r>
-              <w:rPr>
-                <w:rFonts w:ascii="Avenir Next" w:hAnsi="Avenir Next" w:cs="Avenir Next" w:eastAsia="Avenir Next"/>
-                <w:b/>
-                <w:color w:val="1A1A1A"/>
-                <w:sz w:val="18"/>
+              <w:t xml:space="preserve">consistent</w:t>
+            </w:r>
+            <w:r>
+              <w:rPr>
+                <w:rFonts w:ascii="Avenir Next" w:hAnsi="Avenir Next" w:cs="Avenir Next" w:eastAsia="Avenir Next"/>
+                <w:color w:val="1A1A1A"/>
+                <w:sz w:val="22"/>
                 <w:szCs w:val="18"/>
               </w:rPr>
-              <w:t xml:space="preserve">consistent</w:t>
-            </w:r>
-            <w:r>
-              <w:rPr>
-                <w:rFonts w:ascii="Avenir Next" w:hAnsi="Avenir Next" w:cs="Avenir Next" w:eastAsia="Avenir Next"/>
-                <w:color w:val="1A1A1A"/>
-                <w:sz w:val="18"/>
+              <w:t xml:space="preserve">. A larger MAD means more </w:t>
+            </w:r>
+            <w:r>
+              <w:rPr>
+                <w:rFonts w:ascii="Avenir Next" w:hAnsi="Avenir Next" w:cs="Avenir Next" w:eastAsia="Avenir Next"/>
+                <w:b/>
+                <w:color w:val="1A1A1A"/>
+                <w:sz w:val="22"/>
                 <w:szCs w:val="18"/>
               </w:rPr>
-              <w:t xml:space="preserve">. A larger MAD means more </w:t>
-            </w:r>
-            <w:r>
-              <w:rPr>
-                <w:rFonts w:ascii="Avenir Next" w:hAnsi="Avenir Next" w:cs="Avenir Next" w:eastAsia="Avenir Next"/>
-                <w:b/>
-                <w:color w:val="1A1A1A"/>
-                <w:sz w:val="18"/>
-                <w:szCs w:val="18"/>
-              </w:rPr>
               <w:t xml:space="preserve">variability</w:t>
             </w:r>
             <w:r>
               <w:rPr>
                 <w:rFonts w:ascii="Avenir Next" w:hAnsi="Avenir Next" w:cs="Avenir Next" w:eastAsia="Avenir Next"/>
                 <w:color w:val="1A1A1A"/>
-                <w:sz w:val="18"/>
+                <w:sz w:val="22"/>
                 <w:szCs w:val="18"/>
               </w:rPr>
               <w:t xml:space="preserve">.</w:t>
@@ -2278,6 +2285,7 @@
           </w:tcPr>
           <w:p>
             <w:pPr>
+              <w:pStyle w:val="Heading2"/>
               <w:spacing w:before="0" w:after="0" w:line="240" w:lineRule="auto"/>
             </w:pPr>
             <w:r>
@@ -2300,7 +2308,7 @@
               <w:rPr>
                 <w:rFonts w:ascii="Avenir Next" w:hAnsi="Avenir Next" w:cs="Avenir Next" w:eastAsia="Avenir Next"/>
                 <w:color w:val="1A1A1A"/>
-                <w:sz w:val="17"/>
+                <w:sz w:val="22"/>
                 <w:szCs w:val="17"/>
               </w:rPr>
               <w:t xml:space="preserve">Baker A’s loaves: 496, 500, 500, 504 g. Baker B’s: 488, 496, 504, 512 g. Both means are 500 g. Who is more consistent?</w:t>
@@ -2319,25 +2327,25 @@
                 <w:rFonts w:ascii="Avenir Next" w:hAnsi="Avenir Next" w:cs="Avenir Next" w:eastAsia="Avenir Next"/>
                 <w:b/>
                 <w:color w:val="003A70"/>
+                <w:sz w:val="22"/>
+                <w:szCs w:val="17"/>
+              </w:rPr>
+              <w:t xml:space="preserve">Step 1</w:t>
+            </w:r>
+            <w:r>
+              <w:rPr>
+                <w:rFonts w:ascii="Avenir Next" w:hAnsi="Avenir Next" w:cs="Avenir Next" w:eastAsia="Avenir Next"/>
+                <w:color w:val="1A1A1A"/>
                 <w:sz w:val="17"/>
                 <w:szCs w:val="17"/>
               </w:rPr>
-              <w:t xml:space="preserve">Step 1</w:t>
-            </w:r>
-            <w:r>
-              <w:rPr>
-                <w:rFonts w:ascii="Avenir Next" w:hAnsi="Avenir Next" w:cs="Avenir Next" w:eastAsia="Avenir Next"/>
-                <w:color w:val="1A1A1A"/>
-                <w:sz w:val="17"/>
-                <w:szCs w:val="17"/>
-              </w:rPr>
               <w:tab/>
             </w:r>
             <w:r>
               <w:rPr>
                 <w:rFonts w:ascii="Avenir Next" w:hAnsi="Avenir Next" w:cs="Avenir Next" w:eastAsia="Avenir Next"/>
                 <w:color w:val="1A1A1A"/>
-                <w:sz w:val="17"/>
+                <w:sz w:val="22"/>
                 <w:szCs w:val="17"/>
               </w:rPr>
               <w:t xml:space="preserve">A’s distances: 4, 0, 0, 4. MAD = 8 ÷ 4 = 2 g</w:t>
@@ -2356,25 +2364,25 @@
                 <w:rFonts w:ascii="Avenir Next" w:hAnsi="Avenir Next" w:cs="Avenir Next" w:eastAsia="Avenir Next"/>
                 <w:b/>
                 <w:color w:val="003A70"/>
+                <w:sz w:val="22"/>
+                <w:szCs w:val="17"/>
+              </w:rPr>
+              <w:t xml:space="preserve">Step 2</w:t>
+            </w:r>
+            <w:r>
+              <w:rPr>
+                <w:rFonts w:ascii="Avenir Next" w:hAnsi="Avenir Next" w:cs="Avenir Next" w:eastAsia="Avenir Next"/>
+                <w:color w:val="1A1A1A"/>
                 <w:sz w:val="17"/>
                 <w:szCs w:val="17"/>
               </w:rPr>
-              <w:t xml:space="preserve">Step 2</w:t>
-            </w:r>
-            <w:r>
-              <w:rPr>
-                <w:rFonts w:ascii="Avenir Next" w:hAnsi="Avenir Next" w:cs="Avenir Next" w:eastAsia="Avenir Next"/>
-                <w:color w:val="1A1A1A"/>
-                <w:sz w:val="17"/>
-                <w:szCs w:val="17"/>
-              </w:rPr>
               <w:tab/>
             </w:r>
             <w:r>
               <w:rPr>
                 <w:rFonts w:ascii="Avenir Next" w:hAnsi="Avenir Next" w:cs="Avenir Next" w:eastAsia="Avenir Next"/>
                 <w:color w:val="1A1A1A"/>
-                <w:sz w:val="17"/>
+                <w:sz w:val="22"/>
                 <w:szCs w:val="17"/>
               </w:rPr>
               <w:t xml:space="preserve">B’s distances: 12, 4, 4, 12. MAD = 32 ÷ 4 = 8 g</w:t>
@@ -2393,18 +2401,18 @@
                 <w:rFonts w:ascii="Avenir Next" w:hAnsi="Avenir Next" w:cs="Avenir Next" w:eastAsia="Avenir Next"/>
                 <w:b/>
                 <w:color w:val="1A1A1A"/>
+                <w:sz w:val="22"/>
+                <w:szCs w:val="17"/>
+              </w:rPr>
+              <w:t xml:space="preserve">Answer</w:t>
+            </w:r>
+            <w:r>
+              <w:rPr>
+                <w:rFonts w:ascii="Avenir Next" w:hAnsi="Avenir Next" w:cs="Avenir Next" w:eastAsia="Avenir Next"/>
+                <w:color w:val="1A1A1A"/>
                 <w:sz w:val="17"/>
                 <w:szCs w:val="17"/>
               </w:rPr>
-              <w:t xml:space="preserve">Answer</w:t>
-            </w:r>
-            <w:r>
-              <w:rPr>
-                <w:rFonts w:ascii="Avenir Next" w:hAnsi="Avenir Next" w:cs="Avenir Next" w:eastAsia="Avenir Next"/>
-                <w:color w:val="1A1A1A"/>
-                <w:sz w:val="17"/>
-                <w:szCs w:val="17"/>
-              </w:rPr>
               <w:tab/>
             </w:r>
             <w:r>
@@ -2412,7 +2420,7 @@
                 <w:rFonts w:ascii="Avenir Next" w:hAnsi="Avenir Next" w:cs="Avenir Next" w:eastAsia="Avenir Next"/>
                 <w:b/>
                 <w:color w:val="1A1A1A"/>
-                <w:sz w:val="17"/>
+                <w:sz w:val="22"/>
                 <w:szCs w:val="17"/>
               </w:rPr>
               <w:t xml:space="preserve">Baker A (MAD 2 g versus 8 g)</w:t>
@@ -2423,6 +2431,7 @@
     </w:tbl>
     <w:p>
       <w:pPr>
+        <w:pStyle w:val="Heading2"/>
         <w:keepNext/>
         <w:pBdr>
           <w:bottom w:val="single" w:sz="8" w:space="3" w:color="003A70"/>
@@ -2438,7 +2447,7 @@
           <w:b/>
           <w:color w:val="003A70"/>
           <w:spacing w:val="14"/>
-          <w:sz w:val="19"/>
+          <w:sz w:val="22"/>
           <w:szCs w:val="19"/>
         </w:rPr>
         <w:t xml:space="preserve">PRACTICE</w:t>
@@ -2457,7 +2466,7 @@
           <w:rFonts w:ascii="Avenir Next" w:hAnsi="Avenir Next" w:cs="Avenir Next" w:eastAsia="Avenir Next"/>
           <w:i/>
           <w:color w:val="5A5F66"/>
-          <w:sz w:val="17"/>
+          <w:sz w:val="22"/>
           <w:szCs w:val="17"/>
         </w:rPr>
         <w:t xml:space="preserve">show your work · label units</w:t>
@@ -2477,18 +2486,18 @@
           <w:rFonts w:ascii="Avenir Next" w:hAnsi="Avenir Next" w:cs="Avenir Next" w:eastAsia="Avenir Next"/>
           <w:b/>
           <w:color w:val="1A1A1A"/>
+          <w:sz w:val="22"/>
+          <w:szCs w:val="20"/>
+        </w:rPr>
+        <w:t xml:space="preserve">1.</w:t>
+      </w:r>
+      <w:r>
+        <w:rPr>
+          <w:rFonts w:ascii="Avenir Next" w:hAnsi="Avenir Next" w:cs="Avenir Next" w:eastAsia="Avenir Next"/>
+          <w:color w:val="1A1A1A"/>
           <w:sz w:val="20"/>
           <w:szCs w:val="20"/>
         </w:rPr>
-        <w:t xml:space="preserve">1.</w:t>
-      </w:r>
-      <w:r>
-        <w:rPr>
-          <w:rFonts w:ascii="Avenir Next" w:hAnsi="Avenir Next" w:cs="Avenir Next" w:eastAsia="Avenir Next"/>
-          <w:color w:val="1A1A1A"/>
-          <w:sz w:val="20"/>
-          <w:szCs w:val="20"/>
-        </w:rPr>
         <w:tab/>
       </w:r>
       <w:r>
@@ -2496,7 +2505,7 @@
           <w:rFonts w:ascii="Avenir Next" w:hAnsi="Avenir Next" w:cs="Avenir Next" w:eastAsia="Avenir Next"/>
           <w:b/>
           <w:color w:val="1A1A1A"/>
-          <w:sz w:val="20"/>
+          <w:sz w:val="22"/>
           <w:szCs w:val="20"/>
         </w:rPr>
         <w:t xml:space="preserve">Basketball.  </w:t>
@@ -2505,7 +2514,7 @@
         <w:rPr>
           <w:rFonts w:ascii="Avenir Next" w:hAnsi="Avenir Next" w:cs="Avenir Next" w:eastAsia="Avenir Next"/>
           <w:color w:val="1A1A1A"/>
-          <w:sz w:val="20"/>
+          <w:sz w:val="22"/>
           <w:szCs w:val="20"/>
         </w:rPr>
         <w:t xml:space="preserve">Both players have a mean of 12 points. </w:t>
@@ -2515,7 +2524,7 @@
           <w:rFonts w:ascii="Avenir Next" w:hAnsi="Avenir Next" w:cs="Avenir Next" w:eastAsia="Avenir Next"/>
           <w:b/>
           <w:color w:val="1A1A1A"/>
-          <w:sz w:val="20"/>
+          <w:sz w:val="22"/>
           <w:szCs w:val="20"/>
         </w:rPr>
         <w:t xml:space="preserve">Kai:</w:t>
@@ -2524,7 +2533,7 @@
         <w:rPr>
           <w:rFonts w:ascii="Avenir Next" w:hAnsi="Avenir Next" w:cs="Avenir Next" w:eastAsia="Avenir Next"/>
           <w:color w:val="1A1A1A"/>
-          <w:sz w:val="20"/>
+          <w:sz w:val="22"/>
           <w:szCs w:val="20"/>
         </w:rPr>
         <w:t xml:space="preserve"> 10, 11, 12, 13, 14.  </w:t>
@@ -2534,7 +2543,7 @@
           <w:rFonts w:ascii="Avenir Next" w:hAnsi="Avenir Next" w:cs="Avenir Next" w:eastAsia="Avenir Next"/>
           <w:b/>
           <w:color w:val="1A1A1A"/>
-          <w:sz w:val="20"/>
+          <w:sz w:val="22"/>
           <w:szCs w:val="20"/>
         </w:rPr>
         <w:t xml:space="preserve">Leo:</w:t>
@@ -2543,7 +2552,7 @@
         <w:rPr>
           <w:rFonts w:ascii="Avenir Next" w:hAnsi="Avenir Next" w:cs="Avenir Next" w:eastAsia="Avenir Next"/>
           <w:color w:val="1A1A1A"/>
-          <w:sz w:val="20"/>
+          <w:sz w:val="22"/>
           <w:szCs w:val="20"/>
         </w:rPr>
         <w:t xml:space="preserve"> 4, 8, 12, 16, 20.</w:t>
@@ -2599,25 +2608,25 @@
                 <w:rFonts w:ascii="Avenir Next" w:hAnsi="Avenir Next" w:cs="Avenir Next" w:eastAsia="Avenir Next"/>
                 <w:b/>
                 <w:color w:val="003A70"/>
+                <w:sz w:val="22"/>
+                <w:szCs w:val="20"/>
+              </w:rPr>
+              <w:t xml:space="preserve">a.</w:t>
+            </w:r>
+            <w:r>
+              <w:rPr>
+                <w:rFonts w:ascii="Avenir Next" w:hAnsi="Avenir Next" w:cs="Avenir Next" w:eastAsia="Avenir Next"/>
+                <w:color w:val="1A1A1A"/>
                 <w:sz w:val="20"/>
                 <w:szCs w:val="20"/>
               </w:rPr>
-              <w:t xml:space="preserve">a.</w:t>
-            </w:r>
-            <w:r>
-              <w:rPr>
-                <w:rFonts w:ascii="Avenir Next" w:hAnsi="Avenir Next" w:cs="Avenir Next" w:eastAsia="Avenir Next"/>
-                <w:color w:val="1A1A1A"/>
-                <w:sz w:val="20"/>
-                <w:szCs w:val="20"/>
-              </w:rPr>
               <w:tab/>
             </w:r>
             <w:r>
               <w:rPr>
                 <w:rFonts w:ascii="Avenir Next" w:hAnsi="Avenir Next" w:cs="Avenir Next" w:eastAsia="Avenir Next"/>
                 <w:color w:val="1A1A1A"/>
-                <w:sz w:val="20"/>
+                <w:sz w:val="22"/>
                 <w:szCs w:val="20"/>
               </w:rPr>
               <w:t xml:space="preserve">Kai’s MAD:</w:t>
@@ -2661,25 +2670,25 @@
                 <w:rFonts w:ascii="Avenir Next" w:hAnsi="Avenir Next" w:cs="Avenir Next" w:eastAsia="Avenir Next"/>
                 <w:b/>
                 <w:color w:val="003A70"/>
+                <w:sz w:val="22"/>
+                <w:szCs w:val="20"/>
+              </w:rPr>
+              <w:t xml:space="preserve">b.</w:t>
+            </w:r>
+            <w:r>
+              <w:rPr>
+                <w:rFonts w:ascii="Avenir Next" w:hAnsi="Avenir Next" w:cs="Avenir Next" w:eastAsia="Avenir Next"/>
+                <w:color w:val="1A1A1A"/>
                 <w:sz w:val="20"/>
                 <w:szCs w:val="20"/>
               </w:rPr>
-              <w:t xml:space="preserve">b.</w:t>
-            </w:r>
-            <w:r>
-              <w:rPr>
-                <w:rFonts w:ascii="Avenir Next" w:hAnsi="Avenir Next" w:cs="Avenir Next" w:eastAsia="Avenir Next"/>
-                <w:color w:val="1A1A1A"/>
-                <w:sz w:val="20"/>
-                <w:szCs w:val="20"/>
-              </w:rPr>
               <w:tab/>
             </w:r>
             <w:r>
               <w:rPr>
                 <w:rFonts w:ascii="Avenir Next" w:hAnsi="Avenir Next" w:cs="Avenir Next" w:eastAsia="Avenir Next"/>
                 <w:color w:val="1A1A1A"/>
-                <w:sz w:val="20"/>
+                <w:sz w:val="22"/>
                 <w:szCs w:val="20"/>
               </w:rPr>
               <w:t xml:space="preserve">Leo’s MAD:</w:t>
@@ -2723,25 +2732,25 @@
                 <w:rFonts w:ascii="Avenir Next" w:hAnsi="Avenir Next" w:cs="Avenir Next" w:eastAsia="Avenir Next"/>
                 <w:b/>
                 <w:color w:val="003A70"/>
+                <w:sz w:val="22"/>
+                <w:szCs w:val="20"/>
+              </w:rPr>
+              <w:t xml:space="preserve">c.</w:t>
+            </w:r>
+            <w:r>
+              <w:rPr>
+                <w:rFonts w:ascii="Avenir Next" w:hAnsi="Avenir Next" w:cs="Avenir Next" w:eastAsia="Avenir Next"/>
+                <w:color w:val="1A1A1A"/>
                 <w:sz w:val="20"/>
                 <w:szCs w:val="20"/>
               </w:rPr>
-              <w:t xml:space="preserve">c.</w:t>
-            </w:r>
-            <w:r>
-              <w:rPr>
-                <w:rFonts w:ascii="Avenir Next" w:hAnsi="Avenir Next" w:cs="Avenir Next" w:eastAsia="Avenir Next"/>
-                <w:color w:val="1A1A1A"/>
-                <w:sz w:val="20"/>
-                <w:szCs w:val="20"/>
-              </w:rPr>
               <w:tab/>
             </w:r>
             <w:r>
               <w:rPr>
                 <w:rFonts w:ascii="Avenir Next" w:hAnsi="Avenir Next" w:cs="Avenir Next" w:eastAsia="Avenir Next"/>
                 <w:color w:val="1A1A1A"/>
-                <w:sz w:val="20"/>
+                <w:sz w:val="22"/>
                 <w:szCs w:val="20"/>
               </w:rPr>
               <w:t xml:space="preserve">More consistent:</w:t>
@@ -2827,18 +2836,18 @@
                 <w:rFonts w:ascii="Avenir Next" w:hAnsi="Avenir Next" w:cs="Avenir Next" w:eastAsia="Avenir Next"/>
                 <w:b/>
                 <w:color w:val="1A1A1A"/>
+                <w:sz w:val="22"/>
+                <w:szCs w:val="20"/>
+              </w:rPr>
+              <w:t xml:space="preserve">2.</w:t>
+            </w:r>
+            <w:r>
+              <w:rPr>
+                <w:rFonts w:ascii="Avenir Next" w:hAnsi="Avenir Next" w:cs="Avenir Next" w:eastAsia="Avenir Next"/>
+                <w:color w:val="1A1A1A"/>
                 <w:sz w:val="20"/>
                 <w:szCs w:val="20"/>
               </w:rPr>
-              <w:t xml:space="preserve">2.</w:t>
-            </w:r>
-            <w:r>
-              <w:rPr>
-                <w:rFonts w:ascii="Avenir Next" w:hAnsi="Avenir Next" w:cs="Avenir Next" w:eastAsia="Avenir Next"/>
-                <w:color w:val="1A1A1A"/>
-                <w:sz w:val="20"/>
-                <w:szCs w:val="20"/>
-              </w:rPr>
               <w:tab/>
             </w:r>
             <w:r>
@@ -2846,7 +2855,7 @@
                 <w:rFonts w:ascii="Avenir Next" w:hAnsi="Avenir Next" w:cs="Avenir Next" w:eastAsia="Avenir Next"/>
                 <w:b/>
                 <w:color w:val="1A1A1A"/>
-                <w:sz w:val="20"/>
+                <w:sz w:val="22"/>
                 <w:szCs w:val="20"/>
               </w:rPr>
               <w:t xml:space="preserve">Summer Reading.  </w:t>
@@ -2855,7 +2864,7 @@
               <w:rPr>
                 <w:rFonts w:ascii="Avenir Next" w:hAnsi="Avenir Next" w:cs="Avenir Next" w:eastAsia="Avenir Next"/>
                 <w:color w:val="1A1A1A"/>
-                <w:sz w:val="20"/>
+                <w:sz w:val="22"/>
                 <w:szCs w:val="20"/>
               </w:rPr>
               <w:t xml:space="preserve">The dot plot shows the books read by 8 students in Club B. Club A has a mean of 6 books and a MAD of 0.5 book.</w:t>
@@ -2875,25 +2884,25 @@
                 <w:rFonts w:ascii="Avenir Next" w:hAnsi="Avenir Next" w:cs="Avenir Next" w:eastAsia="Avenir Next"/>
                 <w:b/>
                 <w:color w:val="003A70"/>
+                <w:sz w:val="22"/>
+                <w:szCs w:val="20"/>
+              </w:rPr>
+              <w:t xml:space="preserve">a.</w:t>
+            </w:r>
+            <w:r>
+              <w:rPr>
+                <w:rFonts w:ascii="Avenir Next" w:hAnsi="Avenir Next" w:cs="Avenir Next" w:eastAsia="Avenir Next"/>
+                <w:color w:val="1A1A1A"/>
                 <w:sz w:val="20"/>
                 <w:szCs w:val="20"/>
               </w:rPr>
-              <w:t xml:space="preserve">a.</w:t>
-            </w:r>
-            <w:r>
-              <w:rPr>
-                <w:rFonts w:ascii="Avenir Next" w:hAnsi="Avenir Next" w:cs="Avenir Next" w:eastAsia="Avenir Next"/>
-                <w:color w:val="1A1A1A"/>
-                <w:sz w:val="20"/>
-                <w:szCs w:val="20"/>
-              </w:rPr>
               <w:tab/>
             </w:r>
             <w:r>
               <w:rPr>
                 <w:rFonts w:ascii="Avenir Next" w:hAnsi="Avenir Next" w:cs="Avenir Next" w:eastAsia="Avenir Next"/>
                 <w:color w:val="1A1A1A"/>
-                <w:sz w:val="20"/>
+                <w:sz w:val="22"/>
                 <w:szCs w:val="20"/>
               </w:rPr>
               <w:t xml:space="preserve">Club B mean:</w:t>
@@ -2932,25 +2941,25 @@
                 <w:rFonts w:ascii="Avenir Next" w:hAnsi="Avenir Next" w:cs="Avenir Next" w:eastAsia="Avenir Next"/>
                 <w:b/>
                 <w:color w:val="003A70"/>
+                <w:sz w:val="22"/>
+                <w:szCs w:val="20"/>
+              </w:rPr>
+              <w:t xml:space="preserve">b.</w:t>
+            </w:r>
+            <w:r>
+              <w:rPr>
+                <w:rFonts w:ascii="Avenir Next" w:hAnsi="Avenir Next" w:cs="Avenir Next" w:eastAsia="Avenir Next"/>
+                <w:color w:val="1A1A1A"/>
                 <w:sz w:val="20"/>
                 <w:szCs w:val="20"/>
               </w:rPr>
-              <w:t xml:space="preserve">b.</w:t>
-            </w:r>
-            <w:r>
-              <w:rPr>
-                <w:rFonts w:ascii="Avenir Next" w:hAnsi="Avenir Next" w:cs="Avenir Next" w:eastAsia="Avenir Next"/>
-                <w:color w:val="1A1A1A"/>
-                <w:sz w:val="20"/>
-                <w:szCs w:val="20"/>
-              </w:rPr>
               <w:tab/>
             </w:r>
             <w:r>
               <w:rPr>
                 <w:rFonts w:ascii="Avenir Next" w:hAnsi="Avenir Next" w:cs="Avenir Next" w:eastAsia="Avenir Next"/>
                 <w:color w:val="1A1A1A"/>
-                <w:sz w:val="20"/>
+                <w:sz w:val="22"/>
                 <w:szCs w:val="20"/>
               </w:rPr>
               <w:t xml:space="preserve">Club B MAD:</w:t>
@@ -2989,25 +2998,25 @@
                 <w:rFonts w:ascii="Avenir Next" w:hAnsi="Avenir Next" w:cs="Avenir Next" w:eastAsia="Avenir Next"/>
                 <w:b/>
                 <w:color w:val="003A70"/>
+                <w:sz w:val="22"/>
+                <w:szCs w:val="20"/>
+              </w:rPr>
+              <w:t xml:space="preserve">c.</w:t>
+            </w:r>
+            <w:r>
+              <w:rPr>
+                <w:rFonts w:ascii="Avenir Next" w:hAnsi="Avenir Next" w:cs="Avenir Next" w:eastAsia="Avenir Next"/>
+                <w:color w:val="1A1A1A"/>
                 <w:sz w:val="20"/>
                 <w:szCs w:val="20"/>
               </w:rPr>
-              <w:t xml:space="preserve">c.</w:t>
-            </w:r>
-            <w:r>
-              <w:rPr>
-                <w:rFonts w:ascii="Avenir Next" w:hAnsi="Avenir Next" w:cs="Avenir Next" w:eastAsia="Avenir Next"/>
-                <w:color w:val="1A1A1A"/>
-                <w:sz w:val="20"/>
-                <w:szCs w:val="20"/>
-              </w:rPr>
               <w:tab/>
             </w:r>
             <w:r>
               <w:rPr>
                 <w:rFonts w:ascii="Avenir Next" w:hAnsi="Avenir Next" w:cs="Avenir Next" w:eastAsia="Avenir Next"/>
                 <w:color w:val="1A1A1A"/>
-                <w:sz w:val="20"/>
+                <w:sz w:val="22"/>
                 <w:szCs w:val="20"/>
               </w:rPr>
               <w:t xml:space="preserve">More spread out:</w:t>
@@ -3050,7 +3059,7 @@
               <w:drawing>
                 <wp:inline distT="0" distB="0" distL="0" distR="0">
                   <wp:extent cx="2743200" cy="1042415"/>
-                  <wp:docPr id="2" name="Figure 2"/>
+                  <wp:docPr id="2" name="Figure 2" descr="Dot plot. Horizontal axis: Books Read (Club B), 0 to 10, ticks every 1. Dots by value: 2: 1; 3: 1; 4: 1; 6: 2; 8: 1; 9: 1; 10: 1"/>
                   <a:graphic xmlns:a="http://schemas.openxmlformats.org/drawingml/2006/main">
                     <a:graphicData uri="http://schemas.openxmlformats.org/drawingml/2006/picture">
                       <pic:pic xmlns:pic="http://schemas.openxmlformats.org/drawingml/2006/picture">
@@ -3102,18 +3111,18 @@
           <w:rFonts w:ascii="Avenir Next" w:hAnsi="Avenir Next" w:cs="Avenir Next" w:eastAsia="Avenir Next"/>
           <w:b/>
           <w:color w:val="1A1A1A"/>
+          <w:sz w:val="22"/>
+          <w:szCs w:val="20"/>
+        </w:rPr>
+        <w:t xml:space="preserve">3.</w:t>
+      </w:r>
+      <w:r>
+        <w:rPr>
+          <w:rFonts w:ascii="Avenir Next" w:hAnsi="Avenir Next" w:cs="Avenir Next" w:eastAsia="Avenir Next"/>
+          <w:color w:val="1A1A1A"/>
           <w:sz w:val="20"/>
           <w:szCs w:val="20"/>
         </w:rPr>
-        <w:t xml:space="preserve">3.</w:t>
-      </w:r>
-      <w:r>
-        <w:rPr>
-          <w:rFonts w:ascii="Avenir Next" w:hAnsi="Avenir Next" w:cs="Avenir Next" w:eastAsia="Avenir Next"/>
-          <w:color w:val="1A1A1A"/>
-          <w:sz w:val="20"/>
-          <w:szCs w:val="20"/>
-        </w:rPr>
         <w:tab/>
       </w:r>
       <w:r>
@@ -3121,7 +3130,7 @@
           <w:rFonts w:ascii="Avenir Next" w:hAnsi="Avenir Next" w:cs="Avenir Next" w:eastAsia="Avenir Next"/>
           <w:b/>
           <w:color w:val="1A1A1A"/>
-          <w:sz w:val="20"/>
+          <w:sz w:val="22"/>
           <w:szCs w:val="20"/>
         </w:rPr>
         <w:t xml:space="preserve">Tomatoes Picked.  </w:t>
@@ -3130,7 +3139,7 @@
         <w:rPr>
           <w:rFonts w:ascii="Avenir Next" w:hAnsi="Avenir Next" w:cs="Avenir Next" w:eastAsia="Avenir Next"/>
           <w:color w:val="1A1A1A"/>
-          <w:sz w:val="20"/>
+          <w:sz w:val="22"/>
           <w:szCs w:val="20"/>
         </w:rPr>
         <w:t xml:space="preserve">Both means are 20. </w:t>
@@ -3140,7 +3149,7 @@
           <w:rFonts w:ascii="Avenir Next" w:hAnsi="Avenir Next" w:cs="Avenir Next" w:eastAsia="Avenir Next"/>
           <w:b/>
           <w:color w:val="1A1A1A"/>
-          <w:sz w:val="20"/>
+          <w:sz w:val="22"/>
           <w:szCs w:val="20"/>
         </w:rPr>
         <w:t xml:space="preserve">Garden A:</w:t>
@@ -3149,7 +3158,7 @@
         <w:rPr>
           <w:rFonts w:ascii="Avenir Next" w:hAnsi="Avenir Next" w:cs="Avenir Next" w:eastAsia="Avenir Next"/>
           <w:color w:val="1A1A1A"/>
-          <w:sz w:val="20"/>
+          <w:sz w:val="22"/>
           <w:szCs w:val="20"/>
         </w:rPr>
         <w:t xml:space="preserve"> 18, 19, 21, 22.  </w:t>
@@ -3159,7 +3168,7 @@
           <w:rFonts w:ascii="Avenir Next" w:hAnsi="Avenir Next" w:cs="Avenir Next" w:eastAsia="Avenir Next"/>
           <w:b/>
           <w:color w:val="1A1A1A"/>
-          <w:sz w:val="20"/>
+          <w:sz w:val="22"/>
           <w:szCs w:val="20"/>
         </w:rPr>
         <w:t xml:space="preserve">Garden B:</w:t>
@@ -3168,7 +3177,7 @@
         <w:rPr>
           <w:rFonts w:ascii="Avenir Next" w:hAnsi="Avenir Next" w:cs="Avenir Next" w:eastAsia="Avenir Next"/>
           <w:color w:val="1A1A1A"/>
-          <w:sz w:val="20"/>
+          <w:sz w:val="22"/>
           <w:szCs w:val="20"/>
         </w:rPr>
         <w:t xml:space="preserve"> 12, 16, 24, 28.</w:t>
@@ -3224,25 +3233,25 @@
                 <w:rFonts w:ascii="Avenir Next" w:hAnsi="Avenir Next" w:cs="Avenir Next" w:eastAsia="Avenir Next"/>
                 <w:b/>
                 <w:color w:val="003A70"/>
+                <w:sz w:val="22"/>
+                <w:szCs w:val="20"/>
+              </w:rPr>
+              <w:t xml:space="preserve">a.</w:t>
+            </w:r>
+            <w:r>
+              <w:rPr>
+                <w:rFonts w:ascii="Avenir Next" w:hAnsi="Avenir Next" w:cs="Avenir Next" w:eastAsia="Avenir Next"/>
+                <w:color w:val="1A1A1A"/>
                 <w:sz w:val="20"/>
                 <w:szCs w:val="20"/>
               </w:rPr>
-              <w:t xml:space="preserve">a.</w:t>
-            </w:r>
-            <w:r>
-              <w:rPr>
-                <w:rFonts w:ascii="Avenir Next" w:hAnsi="Avenir Next" w:cs="Avenir Next" w:eastAsia="Avenir Next"/>
-                <w:color w:val="1A1A1A"/>
-                <w:sz w:val="20"/>
-                <w:szCs w:val="20"/>
-              </w:rPr>
               <w:tab/>
             </w:r>
             <w:r>
               <w:rPr>
                 <w:rFonts w:ascii="Avenir Next" w:hAnsi="Avenir Next" w:cs="Avenir Next" w:eastAsia="Avenir Next"/>
                 <w:color w:val="1A1A1A"/>
-                <w:sz w:val="20"/>
+                <w:sz w:val="22"/>
                 <w:szCs w:val="20"/>
               </w:rPr>
               <w:t xml:space="preserve">A’s MAD:</w:t>
@@ -3286,25 +3295,25 @@
                 <w:rFonts w:ascii="Avenir Next" w:hAnsi="Avenir Next" w:cs="Avenir Next" w:eastAsia="Avenir Next"/>
                 <w:b/>
                 <w:color w:val="003A70"/>
+                <w:sz w:val="22"/>
+                <w:szCs w:val="20"/>
+              </w:rPr>
+              <w:t xml:space="preserve">b.</w:t>
+            </w:r>
+            <w:r>
+              <w:rPr>
+                <w:rFonts w:ascii="Avenir Next" w:hAnsi="Avenir Next" w:cs="Avenir Next" w:eastAsia="Avenir Next"/>
+                <w:color w:val="1A1A1A"/>
                 <w:sz w:val="20"/>
                 <w:szCs w:val="20"/>
               </w:rPr>
-              <w:t xml:space="preserve">b.</w:t>
-            </w:r>
-            <w:r>
-              <w:rPr>
-                <w:rFonts w:ascii="Avenir Next" w:hAnsi="Avenir Next" w:cs="Avenir Next" w:eastAsia="Avenir Next"/>
-                <w:color w:val="1A1A1A"/>
-                <w:sz w:val="20"/>
-                <w:szCs w:val="20"/>
-              </w:rPr>
               <w:tab/>
             </w:r>
             <w:r>
               <w:rPr>
                 <w:rFonts w:ascii="Avenir Next" w:hAnsi="Avenir Next" w:cs="Avenir Next" w:eastAsia="Avenir Next"/>
                 <w:color w:val="1A1A1A"/>
-                <w:sz w:val="20"/>
+                <w:sz w:val="22"/>
                 <w:szCs w:val="20"/>
               </w:rPr>
               <w:t xml:space="preserve">B’s MAD:</w:t>
@@ -3348,25 +3357,25 @@
                 <w:rFonts w:ascii="Avenir Next" w:hAnsi="Avenir Next" w:cs="Avenir Next" w:eastAsia="Avenir Next"/>
                 <w:b/>
                 <w:color w:val="003A70"/>
+                <w:sz w:val="22"/>
+                <w:szCs w:val="20"/>
+              </w:rPr>
+              <w:t xml:space="preserve">c.</w:t>
+            </w:r>
+            <w:r>
+              <w:rPr>
+                <w:rFonts w:ascii="Avenir Next" w:hAnsi="Avenir Next" w:cs="Avenir Next" w:eastAsia="Avenir Next"/>
+                <w:color w:val="1A1A1A"/>
                 <w:sz w:val="20"/>
                 <w:szCs w:val="20"/>
               </w:rPr>
-              <w:t xml:space="preserve">c.</w:t>
-            </w:r>
-            <w:r>
-              <w:rPr>
-                <w:rFonts w:ascii="Avenir Next" w:hAnsi="Avenir Next" w:cs="Avenir Next" w:eastAsia="Avenir Next"/>
-                <w:color w:val="1A1A1A"/>
-                <w:sz w:val="20"/>
-                <w:szCs w:val="20"/>
-              </w:rPr>
               <w:tab/>
             </w:r>
             <w:r>
               <w:rPr>
                 <w:rFonts w:ascii="Avenir Next" w:hAnsi="Avenir Next" w:cs="Avenir Next" w:eastAsia="Avenir Next"/>
                 <w:color w:val="1A1A1A"/>
-                <w:sz w:val="20"/>
+                <w:sz w:val="22"/>
                 <w:szCs w:val="20"/>
               </w:rPr>
               <w:t xml:space="preserve">More consistent:</w:t>
@@ -3413,18 +3422,18 @@
           <w:rFonts w:ascii="Avenir Next" w:hAnsi="Avenir Next" w:cs="Avenir Next" w:eastAsia="Avenir Next"/>
           <w:b/>
           <w:color w:val="1A1A1A"/>
+          <w:sz w:val="22"/>
+          <w:szCs w:val="20"/>
+        </w:rPr>
+        <w:t xml:space="preserve">4.</w:t>
+      </w:r>
+      <w:r>
+        <w:rPr>
+          <w:rFonts w:ascii="Avenir Next" w:hAnsi="Avenir Next" w:cs="Avenir Next" w:eastAsia="Avenir Next"/>
+          <w:color w:val="1A1A1A"/>
           <w:sz w:val="20"/>
           <w:szCs w:val="20"/>
         </w:rPr>
-        <w:t xml:space="preserve">4.</w:t>
-      </w:r>
-      <w:r>
-        <w:rPr>
-          <w:rFonts w:ascii="Avenir Next" w:hAnsi="Avenir Next" w:cs="Avenir Next" w:eastAsia="Avenir Next"/>
-          <w:color w:val="1A1A1A"/>
-          <w:sz w:val="20"/>
-          <w:szCs w:val="20"/>
-        </w:rPr>
         <w:tab/>
       </w:r>
       <w:r>
@@ -3432,7 +3441,7 @@
           <w:rFonts w:ascii="Avenir Next" w:hAnsi="Avenir Next" w:cs="Avenir Next" w:eastAsia="Avenir Next"/>
           <w:b/>
           <w:color w:val="1A1A1A"/>
-          <w:sz w:val="20"/>
+          <w:sz w:val="22"/>
           <w:szCs w:val="20"/>
         </w:rPr>
         <w:t xml:space="preserve">Bus Routes.  </w:t>
@@ -3441,7 +3450,7 @@
         <w:rPr>
           <w:rFonts w:ascii="Avenir Next" w:hAnsi="Avenir Next" w:cs="Avenir Next" w:eastAsia="Avenir Next"/>
           <w:color w:val="1A1A1A"/>
-          <w:sz w:val="20"/>
+          <w:sz w:val="22"/>
           <w:szCs w:val="20"/>
         </w:rPr>
         <w:t xml:space="preserve">Both routes have a mean time of 24 min. Route 5: MAD 1.5 min. Route 9: MAD 6 min. Which is more predictable?</w:t>
@@ -3510,10 +3519,49 @@
               <w:rPr>
                 <w:rFonts w:ascii="Avenir Next" w:hAnsi="Avenir Next" w:cs="Avenir Next" w:eastAsia="Avenir Next"/>
                 <w:color w:val="1A1A1A"/>
+                <w:sz w:val="22"/>
+                <w:szCs w:val="19"/>
+              </w:rPr>
+              <w:t xml:space="preserve">Route 5</w:t>
+            </w:r>
+          </w:p>
+        </w:tc>
+        <w:tc>
+          <w:tcPr>
+            <w:tcW w:w="3024" w:type="dxa"/>
+            <w:vAlign w:val="top"/>
+          </w:tcPr>
+          <w:p>
+            <w:pPr>
+              <w:spacing w:before="0" w:after="0" w:line="240" w:lineRule="auto"/>
+              <w:ind w:left="0"/>
+            </w:pPr>
+            <w:r>
+              <w:rPr>
+                <w:rFonts w:ascii="Arial" w:hAnsi="Arial" w:cs="Arial" w:eastAsia="Arial"/>
+                <w:color w:val="1A1A1A"/>
+                <w:sz w:val="26"/>
+                <w:szCs w:val="26"/>
+              </w:rPr>
+              <w:t xml:space="preserve">□</w:t>
+            </w:r>
+            <w:r>
+              <w:rPr>
+                <w:rFonts w:ascii="Avenir Next" w:hAnsi="Avenir Next" w:cs="Avenir Next" w:eastAsia="Avenir Next"/>
+                <w:color w:val="1A1A1A"/>
                 <w:sz w:val="19"/>
                 <w:szCs w:val="19"/>
               </w:rPr>
-              <w:t xml:space="preserve">Route 5</w:t>
+              <w:t xml:space="preserve">  </w:t>
+            </w:r>
+            <w:r>
+              <w:rPr>
+                <w:rFonts w:ascii="Avenir Next" w:hAnsi="Avenir Next" w:cs="Avenir Next" w:eastAsia="Avenir Next"/>
+                <w:color w:val="1A1A1A"/>
+                <w:sz w:val="22"/>
+                <w:szCs w:val="19"/>
+              </w:rPr>
+              <w:t xml:space="preserve">Route 9</w:t>
             </w:r>
           </w:p>
         </w:tc>
@@ -3549,46 +3597,7 @@
               <w:rPr>
                 <w:rFonts w:ascii="Avenir Next" w:hAnsi="Avenir Next" w:cs="Avenir Next" w:eastAsia="Avenir Next"/>
                 <w:color w:val="1A1A1A"/>
-                <w:sz w:val="19"/>
-                <w:szCs w:val="19"/>
-              </w:rPr>
-              <w:t xml:space="preserve">Route 9</w:t>
-            </w:r>
-          </w:p>
-        </w:tc>
-        <w:tc>
-          <w:tcPr>
-            <w:tcW w:w="3024" w:type="dxa"/>
-            <w:vAlign w:val="top"/>
-          </w:tcPr>
-          <w:p>
-            <w:pPr>
-              <w:spacing w:before="0" w:after="0" w:line="240" w:lineRule="auto"/>
-              <w:ind w:left="0"/>
-            </w:pPr>
-            <w:r>
-              <w:rPr>
-                <w:rFonts w:ascii="Arial" w:hAnsi="Arial" w:cs="Arial" w:eastAsia="Arial"/>
-                <w:color w:val="1A1A1A"/>
-                <w:sz w:val="26"/>
-                <w:szCs w:val="26"/>
-              </w:rPr>
-              <w:t xml:space="preserve">□</w:t>
-            </w:r>
-            <w:r>
-              <w:rPr>
-                <w:rFonts w:ascii="Avenir Next" w:hAnsi="Avenir Next" w:cs="Avenir Next" w:eastAsia="Avenir Next"/>
-                <w:color w:val="1A1A1A"/>
-                <w:sz w:val="19"/>
-                <w:szCs w:val="19"/>
-              </w:rPr>
-              <w:t xml:space="preserve">  </w:t>
-            </w:r>
-            <w:r>
-              <w:rPr>
-                <w:rFonts w:ascii="Avenir Next" w:hAnsi="Avenir Next" w:cs="Avenir Next" w:eastAsia="Avenir Next"/>
-                <w:color w:val="1A1A1A"/>
-                <w:sz w:val="19"/>
+                <w:sz w:val="22"/>
                 <w:szCs w:val="19"/>
               </w:rPr>
               <w:t xml:space="preserve">They are the same</w:t>
@@ -3616,18 +3625,18 @@
           <w:rFonts w:ascii="Avenir Next" w:hAnsi="Avenir Next" w:cs="Avenir Next" w:eastAsia="Avenir Next"/>
           <w:b/>
           <w:color w:val="1A1A1A"/>
+          <w:sz w:val="22"/>
+          <w:szCs w:val="20"/>
+        </w:rPr>
+        <w:t xml:space="preserve">5.</w:t>
+      </w:r>
+      <w:r>
+        <w:rPr>
+          <w:rFonts w:ascii="Avenir Next" w:hAnsi="Avenir Next" w:cs="Avenir Next" w:eastAsia="Avenir Next"/>
+          <w:color w:val="1A1A1A"/>
           <w:sz w:val="20"/>
           <w:szCs w:val="20"/>
         </w:rPr>
-        <w:t xml:space="preserve">5.</w:t>
-      </w:r>
-      <w:r>
-        <w:rPr>
-          <w:rFonts w:ascii="Avenir Next" w:hAnsi="Avenir Next" w:cs="Avenir Next" w:eastAsia="Avenir Next"/>
-          <w:color w:val="1A1A1A"/>
-          <w:sz w:val="20"/>
-          <w:szCs w:val="20"/>
-        </w:rPr>
         <w:tab/>
       </w:r>
       <w:r>
@@ -3635,7 +3644,7 @@
           <w:rFonts w:ascii="Avenir Next" w:hAnsi="Avenir Next" w:cs="Avenir Next" w:eastAsia="Avenir Next"/>
           <w:b/>
           <w:color w:val="1A1A1A"/>
-          <w:sz w:val="20"/>
+          <w:sz w:val="22"/>
           <w:szCs w:val="20"/>
         </w:rPr>
         <w:t xml:space="preserve">Find the Error.  </w:t>
@@ -3644,7 +3653,7 @@
         <w:rPr>
           <w:rFonts w:ascii="Avenir Next" w:hAnsi="Avenir Next" w:cs="Avenir Next" w:eastAsia="Avenir Next"/>
           <w:color w:val="1A1A1A"/>
-          <w:sz w:val="20"/>
+          <w:sz w:val="22"/>
           <w:szCs w:val="20"/>
         </w:rPr>
         <w:t xml:space="preserve">Jordan says Set R (49, 50, 50, 51) must have a greater MAD than Set S (2, 6, 14, 18) because its numbers are bigger. Find both MADs and explain.</w:t>
@@ -3723,6 +3732,7 @@
     </w:p>
     <w:p>
       <w:pPr>
+        <w:pStyle w:val="Heading2"/>
         <w:keepNext/>
         <w:pBdr>
           <w:bottom w:val="single" w:sz="8" w:space="3" w:color="003A70"/>
@@ -3738,7 +3748,7 @@
           <w:b/>
           <w:color w:val="003A70"/>
           <w:spacing w:val="14"/>
-          <w:sz w:val="19"/>
+          <w:sz w:val="22"/>
           <w:szCs w:val="19"/>
         </w:rPr>
         <w:t xml:space="preserve">TEST PRACTICE</w:t>
@@ -3757,7 +3767,7 @@
           <w:rFonts w:ascii="Avenir Next" w:hAnsi="Avenir Next" w:cs="Avenir Next" w:eastAsia="Avenir Next"/>
           <w:i/>
           <w:color w:val="5A5F66"/>
-          <w:sz w:val="17"/>
+          <w:sz w:val="22"/>
           <w:szCs w:val="17"/>
         </w:rPr>
         <w:t xml:space="preserve">choose the best answer</w:t>
@@ -3777,25 +3787,25 @@
           <w:rFonts w:ascii="Avenir Next" w:hAnsi="Avenir Next" w:cs="Avenir Next" w:eastAsia="Avenir Next"/>
           <w:b/>
           <w:color w:val="1A1A1A"/>
+          <w:sz w:val="22"/>
+          <w:szCs w:val="20"/>
+        </w:rPr>
+        <w:t xml:space="preserve">6.</w:t>
+      </w:r>
+      <w:r>
+        <w:rPr>
+          <w:rFonts w:ascii="Avenir Next" w:hAnsi="Avenir Next" w:cs="Avenir Next" w:eastAsia="Avenir Next"/>
+          <w:color w:val="1A1A1A"/>
           <w:sz w:val="20"/>
           <w:szCs w:val="20"/>
         </w:rPr>
-        <w:t xml:space="preserve">6.</w:t>
-      </w:r>
-      <w:r>
-        <w:rPr>
-          <w:rFonts w:ascii="Avenir Next" w:hAnsi="Avenir Next" w:cs="Avenir Next" w:eastAsia="Avenir Next"/>
-          <w:color w:val="1A1A1A"/>
-          <w:sz w:val="20"/>
-          <w:szCs w:val="20"/>
-        </w:rPr>
         <w:tab/>
       </w:r>
       <w:r>
         <w:rPr>
           <w:rFonts w:ascii="Avenir Next" w:hAnsi="Avenir Next" w:cs="Avenir Next" w:eastAsia="Avenir Next"/>
           <w:color w:val="1A1A1A"/>
-          <w:sz w:val="20"/>
+          <w:sz w:val="22"/>
           <w:szCs w:val="20"/>
         </w:rPr>
         <w:t xml:space="preserve">Sets A and B both have a mean of 40. A’s MAD is 2.5. B’s MAD is 8. Which is true?</w:t>
@@ -3851,25 +3861,25 @@
                 <w:rFonts w:ascii="Avenir Next" w:hAnsi="Avenir Next" w:cs="Avenir Next" w:eastAsia="Avenir Next"/>
                 <w:b/>
                 <w:color w:val="003A70"/>
+                <w:sz w:val="22"/>
+                <w:szCs w:val="19"/>
+              </w:rPr>
+              <w:t xml:space="preserve">A</w:t>
+            </w:r>
+            <w:r>
+              <w:rPr>
+                <w:rFonts w:ascii="Avenir Next" w:hAnsi="Avenir Next" w:cs="Avenir Next" w:eastAsia="Avenir Next"/>
+                <w:color w:val="1A1A1A"/>
                 <w:sz w:val="19"/>
                 <w:szCs w:val="19"/>
               </w:rPr>
-              <w:t xml:space="preserve">A</w:t>
-            </w:r>
-            <w:r>
-              <w:rPr>
-                <w:rFonts w:ascii="Avenir Next" w:hAnsi="Avenir Next" w:cs="Avenir Next" w:eastAsia="Avenir Next"/>
-                <w:color w:val="1A1A1A"/>
-                <w:sz w:val="19"/>
-                <w:szCs w:val="19"/>
-              </w:rPr>
               <w:tab/>
             </w:r>
             <w:r>
               <w:rPr>
                 <w:rFonts w:ascii="Avenir Next" w:hAnsi="Avenir Next" w:cs="Avenir Next" w:eastAsia="Avenir Next"/>
                 <w:color w:val="1A1A1A"/>
-                <w:sz w:val="19"/>
+                <w:sz w:val="22"/>
                 <w:szCs w:val="19"/>
               </w:rPr>
               <w:t xml:space="preserve">A varies less.</w:t>
@@ -3894,25 +3904,25 @@
                 <w:rFonts w:ascii="Avenir Next" w:hAnsi="Avenir Next" w:cs="Avenir Next" w:eastAsia="Avenir Next"/>
                 <w:b/>
                 <w:color w:val="003A70"/>
+                <w:sz w:val="22"/>
+                <w:szCs w:val="19"/>
+              </w:rPr>
+              <w:t xml:space="preserve">B</w:t>
+            </w:r>
+            <w:r>
+              <w:rPr>
+                <w:rFonts w:ascii="Avenir Next" w:hAnsi="Avenir Next" w:cs="Avenir Next" w:eastAsia="Avenir Next"/>
+                <w:color w:val="1A1A1A"/>
                 <w:sz w:val="19"/>
                 <w:szCs w:val="19"/>
               </w:rPr>
-              <w:t xml:space="preserve">B</w:t>
-            </w:r>
-            <w:r>
-              <w:rPr>
-                <w:rFonts w:ascii="Avenir Next" w:hAnsi="Avenir Next" w:cs="Avenir Next" w:eastAsia="Avenir Next"/>
-                <w:color w:val="1A1A1A"/>
-                <w:sz w:val="19"/>
-                <w:szCs w:val="19"/>
-              </w:rPr>
               <w:tab/>
             </w:r>
             <w:r>
               <w:rPr>
                 <w:rFonts w:ascii="Avenir Next" w:hAnsi="Avenir Next" w:cs="Avenir Next" w:eastAsia="Avenir Next"/>
                 <w:color w:val="1A1A1A"/>
-                <w:sz w:val="19"/>
+                <w:sz w:val="22"/>
                 <w:szCs w:val="19"/>
               </w:rPr>
               <w:t xml:space="preserve">B varies less.</w:t>
@@ -3937,25 +3947,25 @@
                 <w:rFonts w:ascii="Avenir Next" w:hAnsi="Avenir Next" w:cs="Avenir Next" w:eastAsia="Avenir Next"/>
                 <w:b/>
                 <w:color w:val="003A70"/>
+                <w:sz w:val="22"/>
+                <w:szCs w:val="19"/>
+              </w:rPr>
+              <w:t xml:space="preserve">C</w:t>
+            </w:r>
+            <w:r>
+              <w:rPr>
+                <w:rFonts w:ascii="Avenir Next" w:hAnsi="Avenir Next" w:cs="Avenir Next" w:eastAsia="Avenir Next"/>
+                <w:color w:val="1A1A1A"/>
                 <w:sz w:val="19"/>
                 <w:szCs w:val="19"/>
               </w:rPr>
-              <w:t xml:space="preserve">C</w:t>
-            </w:r>
-            <w:r>
-              <w:rPr>
-                <w:rFonts w:ascii="Avenir Next" w:hAnsi="Avenir Next" w:cs="Avenir Next" w:eastAsia="Avenir Next"/>
-                <w:color w:val="1A1A1A"/>
-                <w:sz w:val="19"/>
-                <w:szCs w:val="19"/>
-              </w:rPr>
               <w:tab/>
             </w:r>
             <w:r>
               <w:rPr>
                 <w:rFonts w:ascii="Avenir Next" w:hAnsi="Avenir Next" w:cs="Avenir Next" w:eastAsia="Avenir Next"/>
                 <w:color w:val="1A1A1A"/>
-                <w:sz w:val="19"/>
+                <w:sz w:val="22"/>
                 <w:szCs w:val="19"/>
               </w:rPr>
               <w:t xml:space="preserve">Same spread.</w:t>
@@ -3980,25 +3990,25 @@
                 <w:rFonts w:ascii="Avenir Next" w:hAnsi="Avenir Next" w:cs="Avenir Next" w:eastAsia="Avenir Next"/>
                 <w:b/>
                 <w:color w:val="003A70"/>
+                <w:sz w:val="22"/>
+                <w:szCs w:val="19"/>
+              </w:rPr>
+              <w:t xml:space="preserve">D</w:t>
+            </w:r>
+            <w:r>
+              <w:rPr>
+                <w:rFonts w:ascii="Avenir Next" w:hAnsi="Avenir Next" w:cs="Avenir Next" w:eastAsia="Avenir Next"/>
+                <w:color w:val="1A1A1A"/>
                 <w:sz w:val="19"/>
                 <w:szCs w:val="19"/>
               </w:rPr>
-              <w:t xml:space="preserve">D</w:t>
-            </w:r>
-            <w:r>
-              <w:rPr>
-                <w:rFonts w:ascii="Avenir Next" w:hAnsi="Avenir Next" w:cs="Avenir Next" w:eastAsia="Avenir Next"/>
-                <w:color w:val="1A1A1A"/>
-                <w:sz w:val="19"/>
-                <w:szCs w:val="19"/>
-              </w:rPr>
               <w:tab/>
             </w:r>
             <w:r>
               <w:rPr>
                 <w:rFonts w:ascii="Avenir Next" w:hAnsi="Avenir Next" w:cs="Avenir Next" w:eastAsia="Avenir Next"/>
                 <w:color w:val="1A1A1A"/>
-                <w:sz w:val="19"/>
+                <w:sz w:val="22"/>
                 <w:szCs w:val="19"/>
               </w:rPr>
               <w:t xml:space="preserve">Cannot tell.</w:t>
@@ -4026,25 +4036,25 @@
           <w:rFonts w:ascii="Avenir Next" w:hAnsi="Avenir Next" w:cs="Avenir Next" w:eastAsia="Avenir Next"/>
           <w:b/>
           <w:color w:val="1A1A1A"/>
+          <w:sz w:val="22"/>
+          <w:szCs w:val="20"/>
+        </w:rPr>
+        <w:t xml:space="preserve">7.</w:t>
+      </w:r>
+      <w:r>
+        <w:rPr>
+          <w:rFonts w:ascii="Avenir Next" w:hAnsi="Avenir Next" w:cs="Avenir Next" w:eastAsia="Avenir Next"/>
+          <w:color w:val="1A1A1A"/>
           <w:sz w:val="20"/>
           <w:szCs w:val="20"/>
         </w:rPr>
-        <w:t xml:space="preserve">7.</w:t>
-      </w:r>
-      <w:r>
-        <w:rPr>
-          <w:rFonts w:ascii="Avenir Next" w:hAnsi="Avenir Next" w:cs="Avenir Next" w:eastAsia="Avenir Next"/>
-          <w:color w:val="1A1A1A"/>
-          <w:sz w:val="20"/>
-          <w:szCs w:val="20"/>
-        </w:rPr>
         <w:tab/>
       </w:r>
       <w:r>
         <w:rPr>
           <w:rFonts w:ascii="Avenir Next" w:hAnsi="Avenir Next" w:cs="Avenir Next" w:eastAsia="Avenir Next"/>
           <w:color w:val="1A1A1A"/>
-          <w:sz w:val="20"/>
+          <w:sz w:val="22"/>
           <w:szCs w:val="20"/>
         </w:rPr>
         <w:t xml:space="preserve">What is the MAD of 3, 5, 7, 9?</w:t>
@@ -4100,25 +4110,25 @@
                 <w:rFonts w:ascii="Avenir Next" w:hAnsi="Avenir Next" w:cs="Avenir Next" w:eastAsia="Avenir Next"/>
                 <w:b/>
                 <w:color w:val="003A70"/>
+                <w:sz w:val="22"/>
+                <w:szCs w:val="19"/>
+              </w:rPr>
+              <w:t xml:space="preserve">A</w:t>
+            </w:r>
+            <w:r>
+              <w:rPr>
+                <w:rFonts w:ascii="Avenir Next" w:hAnsi="Avenir Next" w:cs="Avenir Next" w:eastAsia="Avenir Next"/>
+                <w:color w:val="1A1A1A"/>
                 <w:sz w:val="19"/>
                 <w:szCs w:val="19"/>
               </w:rPr>
-              <w:t xml:space="preserve">A</w:t>
-            </w:r>
-            <w:r>
-              <w:rPr>
-                <w:rFonts w:ascii="Avenir Next" w:hAnsi="Avenir Next" w:cs="Avenir Next" w:eastAsia="Avenir Next"/>
-                <w:color w:val="1A1A1A"/>
-                <w:sz w:val="19"/>
-                <w:szCs w:val="19"/>
-              </w:rPr>
               <w:tab/>
             </w:r>
             <w:r>
               <w:rPr>
                 <w:rFonts w:ascii="Avenir Next" w:hAnsi="Avenir Next" w:cs="Avenir Next" w:eastAsia="Avenir Next"/>
                 <w:color w:val="1A1A1A"/>
-                <w:sz w:val="19"/>
+                <w:sz w:val="22"/>
                 <w:szCs w:val="19"/>
               </w:rPr>
               <w:t xml:space="preserve">0</w:t>
@@ -4143,25 +4153,25 @@
                 <w:rFonts w:ascii="Avenir Next" w:hAnsi="Avenir Next" w:cs="Avenir Next" w:eastAsia="Avenir Next"/>
                 <w:b/>
                 <w:color w:val="003A70"/>
+                <w:sz w:val="22"/>
+                <w:szCs w:val="19"/>
+              </w:rPr>
+              <w:t xml:space="preserve">B</w:t>
+            </w:r>
+            <w:r>
+              <w:rPr>
+                <w:rFonts w:ascii="Avenir Next" w:hAnsi="Avenir Next" w:cs="Avenir Next" w:eastAsia="Avenir Next"/>
+                <w:color w:val="1A1A1A"/>
                 <w:sz w:val="19"/>
                 <w:szCs w:val="19"/>
               </w:rPr>
-              <w:t xml:space="preserve">B</w:t>
-            </w:r>
-            <w:r>
-              <w:rPr>
-                <w:rFonts w:ascii="Avenir Next" w:hAnsi="Avenir Next" w:cs="Avenir Next" w:eastAsia="Avenir Next"/>
-                <w:color w:val="1A1A1A"/>
-                <w:sz w:val="19"/>
-                <w:szCs w:val="19"/>
-              </w:rPr>
               <w:tab/>
             </w:r>
             <w:r>
               <w:rPr>
                 <w:rFonts w:ascii="Avenir Next" w:hAnsi="Avenir Next" w:cs="Avenir Next" w:eastAsia="Avenir Next"/>
                 <w:color w:val="1A1A1A"/>
-                <w:sz w:val="19"/>
+                <w:sz w:val="22"/>
                 <w:szCs w:val="19"/>
               </w:rPr>
               <w:t xml:space="preserve">2</w:t>
@@ -4186,25 +4196,25 @@
                 <w:rFonts w:ascii="Avenir Next" w:hAnsi="Avenir Next" w:cs="Avenir Next" w:eastAsia="Avenir Next"/>
                 <w:b/>
                 <w:color w:val="003A70"/>
+                <w:sz w:val="22"/>
+                <w:szCs w:val="19"/>
+              </w:rPr>
+              <w:t xml:space="preserve">C</w:t>
+            </w:r>
+            <w:r>
+              <w:rPr>
+                <w:rFonts w:ascii="Avenir Next" w:hAnsi="Avenir Next" w:cs="Avenir Next" w:eastAsia="Avenir Next"/>
+                <w:color w:val="1A1A1A"/>
                 <w:sz w:val="19"/>
                 <w:szCs w:val="19"/>
               </w:rPr>
-              <w:t xml:space="preserve">C</w:t>
-            </w:r>
-            <w:r>
-              <w:rPr>
-                <w:rFonts w:ascii="Avenir Next" w:hAnsi="Avenir Next" w:cs="Avenir Next" w:eastAsia="Avenir Next"/>
-                <w:color w:val="1A1A1A"/>
-                <w:sz w:val="19"/>
-                <w:szCs w:val="19"/>
-              </w:rPr>
               <w:tab/>
             </w:r>
             <w:r>
               <w:rPr>
                 <w:rFonts w:ascii="Avenir Next" w:hAnsi="Avenir Next" w:cs="Avenir Next" w:eastAsia="Avenir Next"/>
                 <w:color w:val="1A1A1A"/>
-                <w:sz w:val="19"/>
+                <w:sz w:val="22"/>
                 <w:szCs w:val="19"/>
               </w:rPr>
               <w:t xml:space="preserve">6</w:t>
@@ -4229,25 +4239,25 @@
                 <w:rFonts w:ascii="Avenir Next" w:hAnsi="Avenir Next" w:cs="Avenir Next" w:eastAsia="Avenir Next"/>
                 <w:b/>
                 <w:color w:val="003A70"/>
+                <w:sz w:val="22"/>
+                <w:szCs w:val="19"/>
+              </w:rPr>
+              <w:t xml:space="preserve">D</w:t>
+            </w:r>
+            <w:r>
+              <w:rPr>
+                <w:rFonts w:ascii="Avenir Next" w:hAnsi="Avenir Next" w:cs="Avenir Next" w:eastAsia="Avenir Next"/>
+                <w:color w:val="1A1A1A"/>
                 <w:sz w:val="19"/>
                 <w:szCs w:val="19"/>
               </w:rPr>
-              <w:t xml:space="preserve">D</w:t>
-            </w:r>
-            <w:r>
-              <w:rPr>
-                <w:rFonts w:ascii="Avenir Next" w:hAnsi="Avenir Next" w:cs="Avenir Next" w:eastAsia="Avenir Next"/>
-                <w:color w:val="1A1A1A"/>
-                <w:sz w:val="19"/>
-                <w:szCs w:val="19"/>
-              </w:rPr>
               <w:tab/>
             </w:r>
             <w:r>
               <w:rPr>
                 <w:rFonts w:ascii="Avenir Next" w:hAnsi="Avenir Next" w:cs="Avenir Next" w:eastAsia="Avenir Next"/>
                 <w:color w:val="1A1A1A"/>
-                <w:sz w:val="19"/>
+                <w:sz w:val="22"/>
                 <w:szCs w:val="19"/>
               </w:rPr>
               <w:t xml:space="preserve">8</w:t>
@@ -4305,6 +4315,7 @@
           </w:tcPr>
           <w:p>
             <w:pPr>
+              <w:pStyle w:val="Heading2"/>
               <w:spacing w:before="0" w:after="0" w:line="240" w:lineRule="auto"/>
             </w:pPr>
             <w:r>
@@ -4342,7 +4353,7 @@
               <w:rPr>
                 <w:rFonts w:ascii="Avenir Next" w:hAnsi="Avenir Next" w:cs="Avenir Next" w:eastAsia="Avenir Next"/>
                 <w:color w:val="1A1A1A"/>
-                <w:sz w:val="17"/>
+                <w:sz w:val="22"/>
                 <w:szCs w:val="17"/>
               </w:rPr>
               <w:t xml:space="preserve">  I can do this on my own</w:t>
@@ -4371,7 +4382,7 @@
               <w:rPr>
                 <w:rFonts w:ascii="Avenir Next" w:hAnsi="Avenir Next" w:cs="Avenir Next" w:eastAsia="Avenir Next"/>
                 <w:color w:val="1A1A1A"/>
-                <w:sz w:val="17"/>
+                <w:sz w:val="22"/>
                 <w:szCs w:val="17"/>
               </w:rPr>
               <w:t xml:space="preserve">  I need a little help</w:t>
@@ -4400,7 +4411,7 @@
               <w:rPr>
                 <w:rFonts w:ascii="Avenir Next" w:hAnsi="Avenir Next" w:cs="Avenir Next" w:eastAsia="Avenir Next"/>
                 <w:color w:val="1A1A1A"/>
-                <w:sz w:val="17"/>
+                <w:sz w:val="22"/>
                 <w:szCs w:val="17"/>
               </w:rPr>
               <w:t xml:space="preserve">  I have a question about #</w:t>
@@ -4507,7 +4518,106 @@
               <w:sz w:val="15"/>
               <w:szCs w:val="15"/>
             </w:rPr>
-            <w:t xml:space="preserve">Lesson 2-9  ·  Homework Packet</w:t>
+            <w:t xml:space="preserve">2-9 · Page </w:t>
+          </w:r>
+          <w:r>
+            <w:rPr>
+              <w:rFonts w:ascii="Avenir Next" w:hAnsi="Avenir Next" w:cs="Avenir Next" w:eastAsia="Avenir Next"/>
+              <w:color w:val="5A5F66"/>
+              <w:sz w:val="15"/>
+              <w:szCs w:val="15"/>
+            </w:rPr>
+            <w:fldChar w:fldCharType="begin"/>
+          </w:r>
+          <w:r>
+            <w:rPr>
+              <w:rFonts w:ascii="Avenir Next" w:hAnsi="Avenir Next" w:cs="Avenir Next" w:eastAsia="Avenir Next"/>
+              <w:color w:val="5A5F66"/>
+              <w:sz w:val="15"/>
+              <w:szCs w:val="15"/>
+            </w:rPr>
+            <w:instrText xml:space="preserve"> PAGE </w:instrText>
+          </w:r>
+          <w:r>
+            <w:rPr>
+              <w:rFonts w:ascii="Avenir Next" w:hAnsi="Avenir Next" w:cs="Avenir Next" w:eastAsia="Avenir Next"/>
+              <w:color w:val="5A5F66"/>
+              <w:sz w:val="15"/>
+              <w:szCs w:val="15"/>
+            </w:rPr>
+            <w:fldChar w:fldCharType="separate"/>
+          </w:r>
+          <w:r>
+            <w:rPr>
+              <w:rFonts w:ascii="Avenir Next" w:hAnsi="Avenir Next" w:cs="Avenir Next" w:eastAsia="Avenir Next"/>
+              <w:color w:val="5A5F66"/>
+              <w:sz w:val="15"/>
+              <w:szCs w:val="15"/>
+            </w:rPr>
+            <w:t xml:space="preserve">1</w:t>
+          </w:r>
+          <w:r>
+            <w:rPr>
+              <w:rFonts w:ascii="Avenir Next" w:hAnsi="Avenir Next" w:cs="Avenir Next" w:eastAsia="Avenir Next"/>
+              <w:color w:val="5A5F66"/>
+              <w:sz w:val="15"/>
+              <w:szCs w:val="15"/>
+            </w:rPr>
+            <w:fldChar w:fldCharType="end"/>
+          </w:r>
+          <w:r>
+            <w:rPr>
+              <w:rFonts w:ascii="Avenir Next" w:hAnsi="Avenir Next" w:cs="Avenir Next" w:eastAsia="Avenir Next"/>
+              <w:color w:val="5A5F66"/>
+              <w:sz w:val="15"/>
+              <w:szCs w:val="15"/>
+            </w:rPr>
+            <w:t xml:space="preserve"> of </w:t>
+          </w:r>
+          <w:r>
+            <w:rPr>
+              <w:rFonts w:ascii="Avenir Next" w:hAnsi="Avenir Next" w:cs="Avenir Next" w:eastAsia="Avenir Next"/>
+              <w:color w:val="5A5F66"/>
+              <w:sz w:val="15"/>
+              <w:szCs w:val="15"/>
+            </w:rPr>
+            <w:fldChar w:fldCharType="begin"/>
+          </w:r>
+          <w:r>
+            <w:rPr>
+              <w:rFonts w:ascii="Avenir Next" w:hAnsi="Avenir Next" w:cs="Avenir Next" w:eastAsia="Avenir Next"/>
+              <w:color w:val="5A5F66"/>
+              <w:sz w:val="15"/>
+              <w:szCs w:val="15"/>
+            </w:rPr>
+            <w:instrText xml:space="preserve"> NUMPAGES </w:instrText>
+          </w:r>
+          <w:r>
+            <w:rPr>
+              <w:rFonts w:ascii="Avenir Next" w:hAnsi="Avenir Next" w:cs="Avenir Next" w:eastAsia="Avenir Next"/>
+              <w:color w:val="5A5F66"/>
+              <w:sz w:val="15"/>
+              <w:szCs w:val="15"/>
+            </w:rPr>
+            <w:fldChar w:fldCharType="separate"/>
+          </w:r>
+          <w:r>
+            <w:rPr>
+              <w:rFonts w:ascii="Avenir Next" w:hAnsi="Avenir Next" w:cs="Avenir Next" w:eastAsia="Avenir Next"/>
+              <w:color w:val="5A5F66"/>
+              <w:sz w:val="15"/>
+              <w:szCs w:val="15"/>
+            </w:rPr>
+            <w:t xml:space="preserve">1</w:t>
+          </w:r>
+          <w:r>
+            <w:rPr>
+              <w:rFonts w:ascii="Avenir Next" w:hAnsi="Avenir Next" w:cs="Avenir Next" w:eastAsia="Avenir Next"/>
+              <w:color w:val="5A5F66"/>
+              <w:sz w:val="15"/>
+              <w:szCs w:val="15"/>
+            </w:rPr>
+            <w:fldChar w:fldCharType="end"/>
           </w:r>
         </w:p>
       </w:tc>
@@ -4550,5 +4660,23 @@
       </w:tblCellMar>
     </w:tblPr>
   </w:style>
+  <w:style w:type="paragraph" w:styleId="Heading1">
+    <w:name w:val="heading 1"/>
+    <w:basedOn w:val="Normal"/>
+    <w:pPr>
+      <w:outlineLvl w:val="0"/>
+      <w:keepNext w:val="0"/>
+      <w:keepLines w:val="0"/>
+    </w:pPr>
+  </w:style>
+  <w:style w:type="paragraph" w:styleId="Heading2">
+    <w:name w:val="heading 2"/>
+    <w:basedOn w:val="Normal"/>
+    <w:pPr>
+      <w:outlineLvl w:val="1"/>
+      <w:keepNext w:val="0"/>
+      <w:keepLines w:val="0"/>
+    </w:pPr>
+  </w:style>
 </w:styles>
 </file>